--- a/static/cv/cv.docx
+++ b/static/cv/cv.docx
@@ -1,728 +1,633 @@
 
 <file path=word/document.xml><?xml version="1.0" encoding="utf-8"?>
-<w:document xmlns:wpc="http://schemas.microsoft.com/office/word/2010/wordprocessingCanvas" xmlns:cx="http://schemas.microsoft.com/office/drawing/2014/chartex" xmlns:cx1="http://schemas.microsoft.com/office/drawing/2015/9/8/chartex" xmlns:cx2="http://schemas.microsoft.com/office/drawing/2015/10/21/chartex" xmlns:cx3="http://schemas.microsoft.com/office/drawing/2016/5/9/chartex" xmlns:cx4="http://schemas.microsoft.com/office/drawing/2016/5/10/chartex" xmlns:cx5="http://schemas.microsoft.com/office/drawing/2016/5/11/chartex" xmlns:cx6="http://schemas.microsoft.com/office/drawing/2016/5/12/chartex" xmlns:cx7="http://schemas.microsoft.com/office/drawing/2016/5/13/chartex" xmlns:cx8="http://schemas.microsoft.com/office/drawing/2016/5/14/chartex" xmlns:mc="http://schemas.openxmlformats.org/markup-compatibility/2006" xmlns:aink="http://schemas.microsoft.com/office/drawing/2016/ink" xmlns:am3d="http://schemas.microsoft.com/office/drawing/2017/model3d" xmlns:o="urn:schemas-microsoft-com:office:office" xmlns:oel="http://schemas.microsoft.com/office/2019/extlst" xmlns:r="http://schemas.openxmlformats.org/officeDocument/2006/relationships" xmlns:m="http://schemas.openxmlformats.org/officeDocument/2006/math" xmlns:v="urn:schemas-microsoft-com:vml" xmlns:wp14="http://schemas.microsoft.com/office/word/2010/wordprocessingDrawing" xmlns:wp="http://schemas.openxmlformats.org/drawingml/2006/wordprocessingDrawing" xmlns:w10="urn:schemas-microsoft-com:office:word" xmlns:w="http://schemas.openxmlformats.org/wordprocessingml/2006/main" xmlns:w14="http://schemas.microsoft.com/office/word/2010/wordml" xmlns:w15="http://schemas.microsoft.com/office/word/2012/wordml" xmlns:w16cex="http://schemas.microsoft.com/office/word/2018/wordml/cex" xmlns:w16cid="http://schemas.microsoft.com/office/word/2016/wordml/cid" xmlns:w16="http://schemas.microsoft.com/office/word/2018/wordml" xmlns:w16du="http://schemas.microsoft.com/office/word/2023/wordml/word16du" xmlns:w16sdtdh="http://schemas.microsoft.com/office/word/2020/wordml/sdtdatahash" xmlns:w16sdtfl="http://schemas.microsoft.com/office/word/2024/wordml/sdtformatlock" xmlns:w16se="http://schemas.microsoft.com/office/word/2015/wordml/symex" xmlns:wpg="http://schemas.microsoft.com/office/word/2010/wordprocessingGroup" xmlns:wpi="http://schemas.microsoft.com/office/word/2010/wordprocessingInk" xmlns:wne="http://schemas.microsoft.com/office/word/2006/wordml" xmlns:wps="http://schemas.microsoft.com/office/word/2010/wordprocessingShape" mc:Ignorable="w14 w15 w16se w16cid w16 w16cex w16sdtdh w16sdtfl w16du wp14">
+<w:document xmlns:w="http://schemas.openxmlformats.org/wordprocessingml/2006/main" xmlns:m="http://schemas.openxmlformats.org/officeDocument/2006/math" xmlns:r="http://schemas.openxmlformats.org/officeDocument/2006/relationships" xmlns:o="urn:schemas-microsoft-com:office:office" xmlns:v="urn:schemas-microsoft-com:vml" xmlns:w10="urn:schemas-microsoft-com:office:word" xmlns:a="http://schemas.openxmlformats.org/drawingml/2006/main" xmlns:pic="http://schemas.openxmlformats.org/drawingml/2006/picture" xmlns:wp="http://schemas.openxmlformats.org/drawingml/2006/wordprocessingDrawing">
   <w:body>
     <w:p>
       <w:pPr>
         <w:pStyle w:val="Title"/>
       </w:pPr>
       <w:r>
-        <w:t>Oscar Renalias - Curriculum Vitae</w:t>
-      </w:r>
-    </w:p>
+        <w:t xml:space="preserve">Oscar Renalias</w:t>
+      </w:r>
+    </w:p>
+    <w:tbl>
+      <w:tblPr>
+        <w:tblStyle w:val="Table"/>
+        <w:tblW w:type="pct" w:w="5000"/>
+        <w:tblLayout w:type="fixed"/>
+        <w:tblLook w:firstRow="0" w:lastRow="0" w:firstColumn="0" w:lastColumn="0" w:noHBand="0" w:noVBand="0" w:val="0000"/>
+      </w:tblPr>
+      <w:tblGrid>
+        <w:gridCol w:w="3960"/>
+        <w:gridCol w:w="3960"/>
+      </w:tblGrid>
+      <w:tr>
+        <w:tc>
+          <w:tcPr/>
+          <w:p>
+            <w:pPr>
+              <w:pStyle w:val="Compact"/>
+            </w:pPr>
+            <w:r>
+              <w:t xml:space="preserve">15 June 1978</w:t>
+            </w:r>
+          </w:p>
+        </w:tc>
+        <w:tc>
+          <w:tcPr/>
+          <w:p>
+            <w:pPr>
+              <w:pStyle w:val="Compact"/>
+            </w:pPr>
+            <w:hyperlink r:id="rId20">
+              <w:r>
+                <w:rPr>
+                  <w:rStyle w:val="Hyperlink"/>
+                </w:rPr>
+                <w:t xml:space="preserve">GitHub</w:t>
+              </w:r>
+            </w:hyperlink>
+          </w:p>
+        </w:tc>
+      </w:tr>
+      <w:tr>
+        <w:tc>
+          <w:tcPr/>
+          <w:p>
+            <w:pPr>
+              <w:pStyle w:val="Compact"/>
+            </w:pPr>
+            <w:hyperlink r:id="rId21">
+              <w:r>
+                <w:rPr>
+                  <w:rStyle w:val="Hyperlink"/>
+                </w:rPr>
+                <w:t xml:space="preserve">oscar@renalias.net</w:t>
+              </w:r>
+            </w:hyperlink>
+          </w:p>
+        </w:tc>
+        <w:tc>
+          <w:tcPr/>
+          <w:p>
+            <w:pPr>
+              <w:pStyle w:val="Compact"/>
+            </w:pPr>
+            <w:hyperlink r:id="rId22">
+              <w:r>
+                <w:rPr>
+                  <w:rStyle w:val="Hyperlink"/>
+                </w:rPr>
+                <w:t xml:space="preserve">@oscarrenalias.bsky.social</w:t>
+              </w:r>
+            </w:hyperlink>
+          </w:p>
+        </w:tc>
+      </w:tr>
+      <w:tr>
+        <w:tc>
+          <w:tcPr/>
+          <w:p>
+            <w:pPr>
+              <w:pStyle w:val="Compact"/>
+            </w:pPr>
+            <w:r>
+              <w:t xml:space="preserve">+358 40 772 5915</w:t>
+            </w:r>
+          </w:p>
+        </w:tc>
+        <w:tc>
+          <w:tcPr/>
+          <w:p>
+            <w:pPr>
+              <w:pStyle w:val="Compact"/>
+            </w:pPr>
+            <w:hyperlink r:id="rId23">
+              <w:r>
+                <w:rPr>
+                  <w:rStyle w:val="Hyperlink"/>
+                </w:rPr>
+                <w:t xml:space="preserve">renalias.net</w:t>
+              </w:r>
+            </w:hyperlink>
+          </w:p>
+        </w:tc>
+      </w:tr>
+      <w:tr>
+        <w:tc>
+          <w:tcPr/>
+          <w:p>
+            <w:pPr>
+              <w:pStyle w:val="Compact"/>
+            </w:pPr>
+          </w:p>
+        </w:tc>
+        <w:tc>
+          <w:tcPr/>
+          <w:p>
+            <w:pPr>
+              <w:pStyle w:val="Compact"/>
+            </w:pPr>
+            <w:r>
+              <w:t xml:space="preserve">Presentations:</w:t>
+            </w:r>
+            <w:r>
+              <w:t xml:space="preserve"> </w:t>
+            </w:r>
+            <w:hyperlink r:id="rId24">
+              <w:r>
+                <w:rPr>
+                  <w:rStyle w:val="Hyperlink"/>
+                </w:rPr>
+                <w:t xml:space="preserve">SlideShare</w:t>
+              </w:r>
+            </w:hyperlink>
+            <w:r>
+              <w:t xml:space="preserve">,</w:t>
+            </w:r>
+            <w:r>
+              <w:t xml:space="preserve"> </w:t>
+            </w:r>
+            <w:hyperlink r:id="rId25">
+              <w:r>
+                <w:rPr>
+                  <w:rStyle w:val="Hyperlink"/>
+                </w:rPr>
+                <w:t xml:space="preserve">YouTube playlist</w:t>
+              </w:r>
+            </w:hyperlink>
+          </w:p>
+        </w:tc>
+      </w:tr>
+    </w:tbl>
+    <w:bookmarkStart w:id="26" w:name="profile"/>
     <w:p>
       <w:pPr>
         <w:pStyle w:val="Heading2"/>
       </w:pPr>
-      <w:bookmarkStart w:id="0" w:name="contact"/>
-      <w:r>
-        <w:t>Contact</w:t>
-      </w:r>
-    </w:p>
-    <w:p>
-      <w:pPr>
-        <w:pStyle w:val="Compact"/>
-        <w:numPr>
-          <w:ilvl w:val="0"/>
-          <w:numId w:val="3"/>
-        </w:numPr>
-      </w:pPr>
-      <w:r>
-        <w:t xml:space="preserve">Email: </w:t>
-      </w:r>
-      <w:hyperlink r:id="rId5">
+      <w:r>
+        <w:t xml:space="preserve">Profile</w:t>
+      </w:r>
+    </w:p>
+    <w:p>
+      <w:pPr>
+        <w:pStyle w:val="FirstParagraph"/>
+      </w:pPr>
+      <w:r>
+        <w:t xml:space="preserve">Experienced technology architect with deep expertise in cloud transformation and enterprise architecture, with a proven</w:t>
+      </w:r>
+      <w:r>
+        <w:t xml:space="preserve"> </w:t>
+      </w:r>
+      <w:r>
+        <w:t xml:space="preserve">track record delivering end-to-end transformations in complex environments.</w:t>
+      </w:r>
+    </w:p>
+    <w:p>
+      <w:pPr>
+        <w:pStyle w:val="BodyText"/>
+      </w:pPr>
+      <w:r>
+        <w:t xml:space="preserve">As a technology leader, I define strategy and shape solutions across the enterprise, and I have worked and led large clients</w:t>
+      </w:r>
+      <w:r>
+        <w:t xml:space="preserve"> </w:t>
+      </w:r>
+      <w:r>
+        <w:t xml:space="preserve">across industries through complex enterprise and cloud transformations from vision, business case, estimation, roadmap, and delivery.</w:t>
+      </w:r>
+    </w:p>
+    <w:p>
+      <w:pPr>
+        <w:pStyle w:val="BodyText"/>
+      </w:pPr>
+      <w:r>
+        <w:t xml:space="preserve">My experience spans from the portfolio at enterprise architecture level, all the way to specialized technologies and platforms, as well as</w:t>
+      </w:r>
+      <w:r>
+        <w:t xml:space="preserve"> </w:t>
+      </w:r>
+      <w:r>
+        <w:t xml:space="preserve">application transformation and modernization, transformation execution, and detailed solution delivery across SAP, custom software engineering,</w:t>
+      </w:r>
+      <w:r>
+        <w:t xml:space="preserve"> </w:t>
+      </w:r>
+      <w:r>
+        <w:t xml:space="preserve">SaaS, security, and infrastructure.</w:t>
+      </w:r>
+    </w:p>
+    <w:bookmarkEnd w:id="26"/>
+    <w:bookmarkStart w:id="37" w:name="experience"/>
+    <w:p>
+      <w:pPr>
+        <w:pStyle w:val="Heading2"/>
+      </w:pPr>
+      <w:r>
+        <w:t xml:space="preserve">Experience</w:t>
+      </w:r>
+    </w:p>
+    <w:bookmarkStart w:id="27" w:name="present"/>
+    <w:p>
+      <w:pPr>
+        <w:pStyle w:val="Heading4"/>
+      </w:pPr>
+      <w:r>
+        <w:t xml:space="preserve">04/2007 - Present</w:t>
+      </w:r>
+    </w:p>
+    <w:bookmarkEnd w:id="27"/>
+    <w:bookmarkStart w:id="29" w:name="X82d4ffd65291f96bec2d05f54626fcde63808cc"/>
+    <w:p>
+      <w:pPr>
+        <w:pStyle w:val="Heading3"/>
+      </w:pPr>
+      <w:r>
+        <w:t xml:space="preserve">Managing Director, Master Technology Architect, Accenture</w:t>
+      </w:r>
+    </w:p>
+    <w:p>
+      <w:pPr>
+        <w:pStyle w:val="Compact"/>
+        <w:numPr>
+          <w:ilvl w:val="0"/>
+          <w:numId w:val="1001"/>
+        </w:numPr>
+      </w:pPr>
+      <w:r>
+        <w:t xml:space="preserve">As a Managing Director, I lead senior teams of experts delivering architecture and enterprise transformation across Europe and</w:t>
+      </w:r>
+      <w:r>
+        <w:t xml:space="preserve"> </w:t>
+      </w:r>
+      <w:r>
+        <w:t xml:space="preserve">Nordics, with sustained business growth over time.</w:t>
+      </w:r>
+    </w:p>
+    <w:p>
+      <w:pPr>
+        <w:pStyle w:val="Compact"/>
+        <w:numPr>
+          <w:ilvl w:val="0"/>
+          <w:numId w:val="1001"/>
+        </w:numPr>
+      </w:pPr>
+      <w:r>
+        <w:t xml:space="preserve">I am also responsible for the Technology Consulting group wtihin Accenture Technology in Nordics, leading over 90 experts driving</w:t>
+      </w:r>
+      <w:r>
+        <w:t xml:space="preserve"> </w:t>
+      </w:r>
+      <w:r>
+        <w:t xml:space="preserve">consulting and advisory engagements with clients.</w:t>
+      </w:r>
+    </w:p>
+    <w:p>
+      <w:pPr>
+        <w:pStyle w:val="Compact"/>
+        <w:numPr>
+          <w:ilvl w:val="0"/>
+          <w:numId w:val="1001"/>
+        </w:numPr>
+      </w:pPr>
+      <w:r>
+        <w:t xml:space="preserve">My technology experience and expertise has been recognized internally as part of the Master Technology Architect program, where</w:t>
+      </w:r>
+      <w:r>
+        <w:t xml:space="preserve"> </w:t>
+      </w:r>
+      <w:r>
+        <w:t xml:space="preserve">I am part of a select group of fewer than 200 Accenture senior architects globally.</w:t>
+      </w:r>
+    </w:p>
+    <w:bookmarkStart w:id="28" w:name="section"/>
+    <w:p>
+      <w:pPr>
+        <w:pStyle w:val="Heading4"/>
+      </w:pPr>
+      <w:r>
+        <w:t xml:space="preserve">12/2003 - 04/2007</w:t>
+      </w:r>
+    </w:p>
+    <w:bookmarkEnd w:id="28"/>
+    <w:bookmarkEnd w:id="29"/>
+    <w:bookmarkStart w:id="31" w:name="configuration-owner-nokia-oyj-finland"/>
+    <w:p>
+      <w:pPr>
+        <w:pStyle w:val="Heading3"/>
+      </w:pPr>
+      <w:r>
+        <w:t xml:space="preserve">Configuration Owner, Nokia Oyj, Finland</w:t>
+      </w:r>
+    </w:p>
+    <w:p>
+      <w:pPr>
+        <w:pStyle w:val="Compact"/>
+        <w:numPr>
+          <w:ilvl w:val="0"/>
+          <w:numId w:val="1002"/>
+        </w:numPr>
+      </w:pPr>
+      <w:r>
+        <w:t xml:space="preserve">Designed and implemented software configuration management processes, including version control and documentation workflows.</w:t>
+      </w:r>
+    </w:p>
+    <w:p>
+      <w:pPr>
+        <w:pStyle w:val="Compact"/>
+        <w:numPr>
+          <w:ilvl w:val="0"/>
+          <w:numId w:val="1002"/>
+        </w:numPr>
+      </w:pPr>
+      <w:r>
+        <w:t xml:space="preserve">Reduced version control issues compared to the previous process.</w:t>
+      </w:r>
+    </w:p>
+    <w:p>
+      <w:pPr>
+        <w:pStyle w:val="Compact"/>
+        <w:numPr>
+          <w:ilvl w:val="0"/>
+          <w:numId w:val="1002"/>
+        </w:numPr>
+      </w:pPr>
+      <w:r>
+        <w:t xml:space="preserve">Implemented system-level integration between the project e-procurement tool and SAP.</w:t>
+      </w:r>
+    </w:p>
+    <w:p>
+      <w:pPr>
+        <w:pStyle w:val="Compact"/>
+        <w:numPr>
+          <w:ilvl w:val="0"/>
+          <w:numId w:val="1002"/>
+        </w:numPr>
+      </w:pPr>
+      <w:r>
+        <w:t xml:space="preserve">Integrated build and continuous integration systems and developed automated deployment tooling for development and test environments.</w:t>
+      </w:r>
+    </w:p>
+    <w:bookmarkStart w:id="30" w:name="section-1"/>
+    <w:p>
+      <w:pPr>
+        <w:pStyle w:val="Heading4"/>
+      </w:pPr>
+      <w:r>
+        <w:t xml:space="preserve">09/2001 - 03/2003</w:t>
+      </w:r>
+    </w:p>
+    <w:bookmarkEnd w:id="30"/>
+    <w:bookmarkEnd w:id="31"/>
+    <w:bookmarkStart w:id="33" w:name="product-engineer-codetoys-oy-finland"/>
+    <w:p>
+      <w:pPr>
+        <w:pStyle w:val="Heading3"/>
+      </w:pPr>
+      <w:r>
+        <w:t xml:space="preserve">Product Engineer, Codetoys Oy, Finland</w:t>
+      </w:r>
+    </w:p>
+    <w:p>
+      <w:pPr>
+        <w:pStyle w:val="Compact"/>
+        <w:numPr>
+          <w:ilvl w:val="0"/>
+          <w:numId w:val="1003"/>
+        </w:numPr>
+      </w:pPr>
+      <w:r>
+        <w:t xml:space="preserve">Provided pre-sales and post-sales support for an in-house wireless multimedia platform.</w:t>
+      </w:r>
+    </w:p>
+    <w:p>
+      <w:pPr>
+        <w:pStyle w:val="Compact"/>
+        <w:numPr>
+          <w:ilvl w:val="0"/>
+          <w:numId w:val="1003"/>
+        </w:numPr>
+      </w:pPr>
+      <w:r>
+        <w:t xml:space="preserve">Contributed to project delivery for international operator customers, including platform configuration and installation.</w:t>
+      </w:r>
+    </w:p>
+    <w:bookmarkStart w:id="32" w:name="section-2"/>
+    <w:p>
+      <w:pPr>
+        <w:pStyle w:val="Heading4"/>
+      </w:pPr>
+      <w:r>
+        <w:t xml:space="preserve">03/2001 - 07/2001</w:t>
+      </w:r>
+    </w:p>
+    <w:bookmarkEnd w:id="32"/>
+    <w:bookmarkEnd w:id="33"/>
+    <w:bookmarkStart w:id="35" w:name="X254422981e0380f39d2128649308b67b2b49b63"/>
+    <w:p>
+      <w:pPr>
+        <w:pStyle w:val="Heading3"/>
+      </w:pPr>
+      <w:r>
+        <w:t xml:space="preserve">Expert Technical Trainer, University-Project Enterprise (PUE), Spain</w:t>
+      </w:r>
+    </w:p>
+    <w:p>
+      <w:pPr>
+        <w:pStyle w:val="Compact"/>
+        <w:numPr>
+          <w:ilvl w:val="0"/>
+          <w:numId w:val="1004"/>
+        </w:numPr>
+      </w:pPr>
+      <w:r>
+        <w:t xml:space="preserve">Delivered UNIX and Linux training.</w:t>
+      </w:r>
+    </w:p>
+    <w:bookmarkStart w:id="34" w:name="section-3"/>
+    <w:p>
+      <w:pPr>
+        <w:pStyle w:val="Heading4"/>
+      </w:pPr>
+      <w:r>
+        <w:t xml:space="preserve">09/1999 - 07/2001</w:t>
+      </w:r>
+    </w:p>
+    <w:bookmarkEnd w:id="34"/>
+    <w:bookmarkEnd w:id="35"/>
+    <w:bookmarkStart w:id="36" w:name="Xb8d54b99601aaec1b9d96da6d74052b8f2b0fd9"/>
+    <w:p>
+      <w:pPr>
+        <w:pStyle w:val="Heading3"/>
+      </w:pPr>
+      <w:r>
+        <w:t xml:space="preserve">Unix Systems Administrator, Faculty of Computer Science of Barcelona (FIB), Spain</w:t>
+      </w:r>
+    </w:p>
+    <w:p>
+      <w:pPr>
+        <w:pStyle w:val="Compact"/>
+        <w:numPr>
+          <w:ilvl w:val="0"/>
+          <w:numId w:val="1005"/>
+        </w:numPr>
+      </w:pPr>
+      <w:r>
+        <w:t xml:space="preserve">Managed UNIX systems and network administration and maintenance.</w:t>
+      </w:r>
+    </w:p>
+    <w:bookmarkEnd w:id="36"/>
+    <w:bookmarkEnd w:id="37"/>
+    <w:bookmarkStart w:id="42" w:name="education"/>
+    <w:p>
+      <w:pPr>
+        <w:pStyle w:val="Heading2"/>
+      </w:pPr>
+      <w:r>
+        <w:t xml:space="preserve">Education</w:t>
+      </w:r>
+    </w:p>
+    <w:bookmarkStart w:id="38" w:name="section-4"/>
+    <w:p>
+      <w:pPr>
+        <w:pStyle w:val="Heading4"/>
+      </w:pPr>
+      <w:r>
+        <w:t xml:space="preserve">09/2001</w:t>
+      </w:r>
+    </w:p>
+    <w:bookmarkEnd w:id="38"/>
+    <w:bookmarkStart w:id="40" w:name="X46b5f754e94a09a591bdc16782294fecc052b26"/>
+    <w:p>
+      <w:pPr>
+        <w:pStyle w:val="Heading3"/>
+      </w:pPr>
+      <w:r>
+        <w:t xml:space="preserve">B.Sc. Computer Science, Faculty of Computer Science of Barcelona (FIB)</w:t>
+      </w:r>
+    </w:p>
+    <w:p>
+      <w:pPr>
+        <w:pStyle w:val="FirstParagraph"/>
+      </w:pPr>
+      <w:r>
+        <w:t xml:space="preserve">Specialization in Networks and Operating Systems.</w:t>
+      </w:r>
+    </w:p>
+    <w:bookmarkStart w:id="39" w:name="section-5"/>
+    <w:p>
+      <w:pPr>
+        <w:pStyle w:val="Heading4"/>
+      </w:pPr>
+      <w:r>
+        <w:t xml:space="preserve">09/2001</w:t>
+      </w:r>
+    </w:p>
+    <w:bookmarkEnd w:id="39"/>
+    <w:bookmarkEnd w:id="40"/>
+    <w:bookmarkStart w:id="41" w:name="exchange-student-finland"/>
+    <w:p>
+      <w:pPr>
+        <w:pStyle w:val="Heading3"/>
+      </w:pPr>
+      <w:r>
+        <w:t xml:space="preserve">Exchange Student, Finland</w:t>
+      </w:r>
+    </w:p>
+    <w:p>
+      <w:pPr>
+        <w:pStyle w:val="FirstParagraph"/>
+      </w:pPr>
+      <w:r>
+        <w:t xml:space="preserve">Development of final year thesis:</w:t>
+      </w:r>
+      <w:r>
+        <w:t xml:space="preserve"> </w:t>
+      </w:r>
+      <w:r>
+        <w:rPr>
+          <w:i/>
+          <w:iCs/>
+        </w:rPr>
+        <w:t xml:space="preserve">Suitability of voice technologies for mobile gaming applications</w:t>
+      </w:r>
+      <w:r>
+        <w:t xml:space="preserve">. Analysis and exploration</w:t>
+      </w:r>
+      <w:r>
+        <w:t xml:space="preserve"> </w:t>
+      </w:r>
+      <w:r>
+        <w:t xml:space="preserve">of voice input methods for multimedia applications.</w:t>
+      </w:r>
+    </w:p>
+    <w:bookmarkEnd w:id="41"/>
+    <w:bookmarkEnd w:id="42"/>
+    <w:bookmarkStart w:id="60" w:name="X879c09bbe27987a9bf06f3af002c0405bf8f388"/>
+    <w:p>
+      <w:pPr>
+        <w:pStyle w:val="Heading2"/>
+      </w:pPr>
+      <w:r>
+        <w:t xml:space="preserve">Presentations, Patents, and Open Source Contributions</w:t>
+      </w:r>
+    </w:p>
+    <w:bookmarkStart w:id="44" w:name="patents"/>
+    <w:p>
+      <w:pPr>
+        <w:pStyle w:val="Heading3"/>
+      </w:pPr>
+      <w:r>
+        <w:t xml:space="preserve">Patents</w:t>
+      </w:r>
+    </w:p>
+    <w:p>
+      <w:pPr>
+        <w:pStyle w:val="Compact"/>
+        <w:numPr>
+          <w:ilvl w:val="0"/>
+          <w:numId w:val="1006"/>
+        </w:numPr>
+      </w:pPr>
+      <w:hyperlink r:id="rId43">
         <w:r>
           <w:rPr>
             <w:rStyle w:val="Hyperlink"/>
           </w:rPr>
-          <w:t>oscar@renalias.net</w:t>
+          <w:t xml:space="preserve">Reactive API Gateway (US Patent 10,193,992)</w:t>
         </w:r>
       </w:hyperlink>
     </w:p>
-    <w:p>
-      <w:pPr>
-        <w:pStyle w:val="Compact"/>
-        <w:numPr>
-          <w:ilvl w:val="0"/>
-          <w:numId w:val="3"/>
-        </w:numPr>
-      </w:pPr>
-      <w:r>
-        <w:t>Phone: +358 40 772 5915</w:t>
-      </w:r>
-    </w:p>
-    <w:p>
-      <w:pPr>
-        <w:pStyle w:val="Compact"/>
-        <w:numPr>
-          <w:ilvl w:val="0"/>
-          <w:numId w:val="3"/>
-        </w:numPr>
-      </w:pPr>
-      <w:r>
-        <w:t xml:space="preserve">Personal site: </w:t>
-      </w:r>
-      <w:hyperlink r:id="rId6">
-        <w:r>
-          <w:rPr>
-            <w:rStyle w:val="Hyperlink"/>
-          </w:rPr>
-          <w:t>renalias.net</w:t>
-        </w:r>
-      </w:hyperlink>
-    </w:p>
-    <w:p>
-      <w:pPr>
-        <w:pStyle w:val="Compact"/>
-        <w:numPr>
-          <w:ilvl w:val="0"/>
-          <w:numId w:val="3"/>
-        </w:numPr>
-      </w:pPr>
-      <w:r>
-        <w:t xml:space="preserve">GitHub: </w:t>
-      </w:r>
-      <w:hyperlink r:id="rId7">
-        <w:r>
-          <w:rPr>
-            <w:rStyle w:val="Hyperlink"/>
-          </w:rPr>
-          <w:t>oscarrenalias</w:t>
-        </w:r>
-      </w:hyperlink>
-    </w:p>
-    <w:p>
-      <w:pPr>
-        <w:pStyle w:val="Compact"/>
-        <w:numPr>
-          <w:ilvl w:val="0"/>
-          <w:numId w:val="3"/>
-        </w:numPr>
-      </w:pPr>
-      <w:r>
-        <w:t xml:space="preserve">BlueSky: </w:t>
-      </w:r>
-      <w:hyperlink r:id="rId8">
-        <w:r>
-          <w:rPr>
-            <w:rStyle w:val="Hyperlink"/>
-          </w:rPr>
-          <w:t>@oscarrenalias.bsky.social</w:t>
-        </w:r>
-      </w:hyperlink>
-    </w:p>
-    <w:p>
-      <w:pPr>
-        <w:pStyle w:val="Compact"/>
-        <w:numPr>
-          <w:ilvl w:val="0"/>
-          <w:numId w:val="3"/>
-        </w:numPr>
-      </w:pPr>
-      <w:r>
-        <w:t xml:space="preserve">Presentations: </w:t>
-      </w:r>
-      <w:hyperlink r:id="rId9">
-        <w:r>
-          <w:rPr>
-            <w:rStyle w:val="Hyperlink"/>
-          </w:rPr>
-          <w:t>SlideShare</w:t>
-        </w:r>
-      </w:hyperlink>
-      <w:r>
-        <w:t xml:space="preserve">, </w:t>
-      </w:r>
-      <w:hyperlink r:id="rId10">
-        <w:r>
-          <w:rPr>
-            <w:rStyle w:val="Hyperlink"/>
-          </w:rPr>
-          <w:t>YouTube playlist</w:t>
-        </w:r>
-      </w:hyperlink>
-    </w:p>
-    <w:p>
-      <w:pPr>
-        <w:pStyle w:val="Heading2"/>
-      </w:pPr>
-      <w:bookmarkStart w:id="1" w:name="profile"/>
-      <w:bookmarkEnd w:id="0"/>
-      <w:r>
-        <w:t>Profile</w:t>
-      </w:r>
-    </w:p>
-    <w:p>
-      <w:pPr>
-        <w:pStyle w:val="FirstParagraph"/>
-      </w:pPr>
-      <w:r>
-        <w:t>Experienced technology architect with deep expertise in cloud transformation and enterprise architecture, with a proven track record delivering end-to-end transformations in complex environments.</w:t>
-      </w:r>
-    </w:p>
-    <w:p>
-      <w:pPr>
-        <w:pStyle w:val="BodyText"/>
-      </w:pPr>
-      <w:r>
-        <w:t>As a technology leader, I define strategy and shape solutions across the enterprise, and I have worked and led large clients across industries through complex enterprise and cloud transformations from vision, business case, estimation, roadmap, and delivery.</w:t>
-      </w:r>
-    </w:p>
-    <w:p>
-      <w:pPr>
-        <w:pStyle w:val="BodyText"/>
-      </w:pPr>
-      <w:r>
-        <w:t>My experience spans from the portfolio at enterprise architecture level, all the way to specialized technologies and platforms, as well as application transformation and modernization, transformation execution, and detailed solution delivery across SAP, custom software engineering, SaaS, security, and infrastructure.</w:t>
-      </w:r>
-    </w:p>
-    <w:p>
-      <w:pPr>
-        <w:pStyle w:val="Heading2"/>
-      </w:pPr>
-      <w:bookmarkStart w:id="2" w:name="experience"/>
-      <w:bookmarkEnd w:id="1"/>
-      <w:r>
-        <w:t>Experience</w:t>
-      </w:r>
-    </w:p>
-    <w:p>
-      <w:pPr>
-        <w:pStyle w:val="Heading4"/>
-      </w:pPr>
-      <w:bookmarkStart w:id="3" w:name="present"/>
-      <w:r>
-        <w:t>04/2007 - Present</w:t>
-      </w:r>
-    </w:p>
+    <w:bookmarkEnd w:id="44"/>
+    <w:bookmarkStart w:id="45" w:name="open-source"/>
     <w:p>
       <w:pPr>
         <w:pStyle w:val="Heading3"/>
       </w:pPr>
-      <w:bookmarkStart w:id="4" w:name="X82d4ffd65291f96bec2d05f54626fcde63808cc"/>
-      <w:bookmarkEnd w:id="3"/>
-      <w:r>
-        <w:t>Managing Director, Master Technology Architect, Accenture</w:t>
-      </w:r>
-    </w:p>
-    <w:p>
-      <w:pPr>
-        <w:pStyle w:val="Compact"/>
-        <w:numPr>
-          <w:ilvl w:val="0"/>
-          <w:numId w:val="4"/>
-        </w:numPr>
-      </w:pPr>
-      <w:r>
-        <w:t>As a Managing Director, I lead senior teams of experts delivering architecture and enterprise transformation across Europe and Nordics, with sustained business growth over time.</w:t>
-      </w:r>
-    </w:p>
-    <w:p>
-      <w:pPr>
-        <w:pStyle w:val="Compact"/>
-        <w:numPr>
-          <w:ilvl w:val="0"/>
-          <w:numId w:val="4"/>
-        </w:numPr>
-      </w:pPr>
-      <w:r>
-        <w:t>I am also responsible for the Technology Consulting group wtihin Accenture Technology in Nordics, leading over 90 experts driving consulting and advisory engagements with clients.</w:t>
-      </w:r>
-    </w:p>
-    <w:p>
-      <w:pPr>
-        <w:pStyle w:val="Compact"/>
-        <w:numPr>
-          <w:ilvl w:val="0"/>
-          <w:numId w:val="4"/>
-        </w:numPr>
-      </w:pPr>
-      <w:r>
-        <w:t>My technology experience and expertise has been recognized internally as part of the Master Technology Architect program, where I am part of a select group of fewer than 200 Accenture senior architects globally.</w:t>
-      </w:r>
-    </w:p>
-    <w:p>
-      <w:pPr>
-        <w:pStyle w:val="Heading4"/>
-      </w:pPr>
-      <w:bookmarkStart w:id="5" w:name="section"/>
-      <w:r>
-        <w:t>12/2003 - 04/2007</w:t>
-      </w:r>
-    </w:p>
-    <w:p>
-      <w:pPr>
-        <w:pStyle w:val="Heading3"/>
-      </w:pPr>
-      <w:bookmarkStart w:id="6" w:name="configuration-owner-nokia-oyj-finland"/>
-      <w:bookmarkEnd w:id="4"/>
-      <w:bookmarkEnd w:id="5"/>
-      <w:r>
-        <w:t>Configuration Owner, Nokia Oyj, Finland</w:t>
-      </w:r>
-    </w:p>
-    <w:p>
-      <w:pPr>
-        <w:pStyle w:val="Compact"/>
-        <w:numPr>
-          <w:ilvl w:val="0"/>
-          <w:numId w:val="5"/>
-        </w:numPr>
-      </w:pPr>
-      <w:r>
-        <w:t>Designed and implemented software configuration management processes, including version control and documentation workflows.</w:t>
-      </w:r>
-    </w:p>
-    <w:p>
-      <w:pPr>
-        <w:pStyle w:val="Compact"/>
-        <w:numPr>
-          <w:ilvl w:val="0"/>
-          <w:numId w:val="5"/>
-        </w:numPr>
-      </w:pPr>
-      <w:r>
-        <w:t>Reduced version control issues compared to the previous process.</w:t>
-      </w:r>
-    </w:p>
-    <w:p>
-      <w:pPr>
-        <w:pStyle w:val="Compact"/>
-        <w:numPr>
-          <w:ilvl w:val="0"/>
-          <w:numId w:val="5"/>
-        </w:numPr>
-      </w:pPr>
-      <w:r>
-        <w:t>Implemented system-level integration between the project e-procurement tool and SAP.</w:t>
-      </w:r>
-    </w:p>
-    <w:p>
-      <w:pPr>
-        <w:pStyle w:val="Compact"/>
-        <w:numPr>
-          <w:ilvl w:val="0"/>
-          <w:numId w:val="5"/>
-        </w:numPr>
-      </w:pPr>
-      <w:r>
-        <w:t>Integrated build and continuous integration systems and developed automated deployment tooling for development and test environments.</w:t>
-      </w:r>
-    </w:p>
-    <w:p>
-      <w:pPr>
-        <w:pStyle w:val="Heading4"/>
-      </w:pPr>
-      <w:bookmarkStart w:id="7" w:name="section-1"/>
-      <w:r>
-        <w:t>09/2001 - 03/2003</w:t>
-      </w:r>
-    </w:p>
-    <w:p>
-      <w:pPr>
-        <w:pStyle w:val="Heading3"/>
-      </w:pPr>
-      <w:bookmarkStart w:id="8" w:name="product-engineer-codetoys-oy-finland"/>
-      <w:bookmarkEnd w:id="6"/>
-      <w:bookmarkEnd w:id="7"/>
-      <w:r>
-        <w:t>Product Engineer, Codetoys Oy, Finland</w:t>
-      </w:r>
-    </w:p>
-    <w:p>
-      <w:pPr>
-        <w:pStyle w:val="Compact"/>
-        <w:numPr>
-          <w:ilvl w:val="0"/>
-          <w:numId w:val="6"/>
-        </w:numPr>
-      </w:pPr>
-      <w:r>
-        <w:t>Provided pre-sales and post-sales support for an in-house wireless multimedia platform.</w:t>
-      </w:r>
-    </w:p>
-    <w:p>
-      <w:pPr>
-        <w:pStyle w:val="Compact"/>
-        <w:numPr>
-          <w:ilvl w:val="0"/>
-          <w:numId w:val="6"/>
-        </w:numPr>
-      </w:pPr>
-      <w:r>
-        <w:t>Contributed to project delivery for international operator customers, including platform configuration and installation.</w:t>
-      </w:r>
-    </w:p>
-    <w:p>
-      <w:pPr>
-        <w:pStyle w:val="Heading4"/>
-      </w:pPr>
-      <w:bookmarkStart w:id="9" w:name="section-2"/>
-      <w:r>
-        <w:lastRenderedPageBreak/>
-        <w:t>03/2001 - 07/2001</w:t>
-      </w:r>
-    </w:p>
-    <w:p>
-      <w:pPr>
-        <w:pStyle w:val="Heading3"/>
-      </w:pPr>
-      <w:bookmarkStart w:id="10" w:name="X254422981e0380f39d2128649308b67b2b49b63"/>
-      <w:bookmarkEnd w:id="8"/>
-      <w:bookmarkEnd w:id="9"/>
-      <w:r>
-        <w:t>Expert Technical Trainer, University-Project Enterprise (PUE), Spain</w:t>
-      </w:r>
-    </w:p>
-    <w:p>
-      <w:pPr>
-        <w:pStyle w:val="Compact"/>
-        <w:numPr>
-          <w:ilvl w:val="0"/>
-          <w:numId w:val="7"/>
-        </w:numPr>
-      </w:pPr>
-      <w:r>
-        <w:t>Delivered UNIX and Linux training.</w:t>
-      </w:r>
-    </w:p>
-    <w:p>
-      <w:pPr>
-        <w:pStyle w:val="Heading4"/>
-      </w:pPr>
-      <w:bookmarkStart w:id="11" w:name="section-3"/>
-      <w:r>
-        <w:t>09/1999 - 07/2001</w:t>
-      </w:r>
-    </w:p>
-    <w:p>
-      <w:pPr>
-        <w:pStyle w:val="Heading3"/>
-      </w:pPr>
-      <w:bookmarkStart w:id="12" w:name="Xb8d54b99601aaec1b9d96da6d74052b8f2b0fd9"/>
-      <w:bookmarkEnd w:id="10"/>
-      <w:bookmarkEnd w:id="11"/>
-      <w:r>
-        <w:t>Unix Systems Administrator, Faculty of Computer Science of Barcelona (FIB), Spain</w:t>
-      </w:r>
-    </w:p>
-    <w:p>
-      <w:pPr>
-        <w:pStyle w:val="Compact"/>
-        <w:numPr>
-          <w:ilvl w:val="0"/>
-          <w:numId w:val="8"/>
-        </w:numPr>
-      </w:pPr>
-      <w:r>
-        <w:t>Managed UNIX systems and network administration and maintenance.</w:t>
-      </w:r>
-    </w:p>
-    <w:p>
-      <w:pPr>
-        <w:pStyle w:val="Heading2"/>
-      </w:pPr>
-      <w:bookmarkStart w:id="13" w:name="education"/>
-      <w:bookmarkEnd w:id="2"/>
-      <w:bookmarkEnd w:id="12"/>
-      <w:r>
-        <w:t>Education</w:t>
-      </w:r>
-    </w:p>
-    <w:p>
-      <w:pPr>
-        <w:pStyle w:val="Heading4"/>
-      </w:pPr>
-      <w:bookmarkStart w:id="14" w:name="section-4"/>
-      <w:r>
-        <w:t>09/2001</w:t>
-      </w:r>
-    </w:p>
-    <w:p>
-      <w:pPr>
-        <w:pStyle w:val="Heading3"/>
-      </w:pPr>
-      <w:bookmarkStart w:id="15" w:name="X46b5f754e94a09a591bdc16782294fecc052b26"/>
-      <w:bookmarkEnd w:id="14"/>
-      <w:r>
-        <w:t>B.Sc. Computer Science, Faculty of Computer Science of Barcelona (FIB)</w:t>
-      </w:r>
-    </w:p>
-    <w:p>
-      <w:pPr>
-        <w:pStyle w:val="FirstParagraph"/>
-      </w:pPr>
-      <w:r>
-        <w:t>Specialization in Networks and Operating Systems.</w:t>
-      </w:r>
-    </w:p>
-    <w:p>
-      <w:pPr>
-        <w:pStyle w:val="Heading4"/>
-      </w:pPr>
-      <w:bookmarkStart w:id="16" w:name="section-5"/>
-      <w:r>
-        <w:t>09/2001</w:t>
-      </w:r>
-    </w:p>
-    <w:p>
-      <w:pPr>
-        <w:pStyle w:val="Heading3"/>
-      </w:pPr>
-      <w:bookmarkStart w:id="17" w:name="exchange-student-finland"/>
-      <w:bookmarkEnd w:id="15"/>
-      <w:bookmarkEnd w:id="16"/>
-      <w:r>
-        <w:t>Exchange Student, Finland</w:t>
-      </w:r>
-    </w:p>
-    <w:p>
-      <w:pPr>
-        <w:pStyle w:val="FirstParagraph"/>
-      </w:pPr>
-      <w:r>
-        <w:t xml:space="preserve">Development of final year thesis: </w:t>
-      </w:r>
-      <w:r>
-        <w:rPr>
-          <w:i/>
-          <w:iCs/>
-        </w:rPr>
-        <w:t>Suitability of voice technologies for mobile gaming applications</w:t>
-      </w:r>
-      <w:r>
-        <w:t>. Analysis and exploration of voice input methods for multimedia applications.</w:t>
-      </w:r>
-    </w:p>
-    <w:p>
-      <w:pPr>
-        <w:pStyle w:val="Heading2"/>
-      </w:pPr>
-      <w:bookmarkStart w:id="18" w:name="X879c09bbe27987a9bf06f3af002c0405bf8f388"/>
-      <w:bookmarkEnd w:id="13"/>
-      <w:bookmarkEnd w:id="17"/>
-      <w:r>
-        <w:t>Presentations, Patents, and Open Source Contributions</w:t>
-      </w:r>
-    </w:p>
-    <w:p>
-      <w:pPr>
-        <w:pStyle w:val="Heading3"/>
-      </w:pPr>
-      <w:bookmarkStart w:id="19" w:name="patents"/>
-      <w:r>
-        <w:t>Patents</w:t>
-      </w:r>
-    </w:p>
-    <w:p>
-      <w:pPr>
-        <w:pStyle w:val="Compact"/>
-        <w:numPr>
-          <w:ilvl w:val="0"/>
-          <w:numId w:val="9"/>
-        </w:numPr>
-      </w:pPr>
-      <w:hyperlink r:id="rId11">
-        <w:r>
-          <w:rPr>
-            <w:rStyle w:val="Hyperlink"/>
-          </w:rPr>
-          <w:t>Reactive API Gateway (US Patent 10,193,992)</w:t>
-        </w:r>
-      </w:hyperlink>
-    </w:p>
-    <w:p>
-      <w:pPr>
-        <w:pStyle w:val="Heading3"/>
-      </w:pPr>
-      <w:bookmarkStart w:id="20" w:name="open-source"/>
-      <w:bookmarkEnd w:id="19"/>
-      <w:r>
-        <w:t>Open source</w:t>
-      </w:r>
-    </w:p>
-    <w:p>
-      <w:pPr>
-        <w:pStyle w:val="Compact"/>
-        <w:numPr>
-          <w:ilvl w:val="0"/>
-          <w:numId w:val="10"/>
-        </w:numPr>
-      </w:pPr>
-      <w:r>
-        <w:t xml:space="preserve">GitHub profile: </w:t>
-      </w:r>
-      <w:hyperlink r:id="rId12">
-        <w:r>
-          <w:rPr>
-            <w:rStyle w:val="Hyperlink"/>
-          </w:rPr>
-          <w:t>https://github.com/oscarrenalias</w:t>
-        </w:r>
-      </w:hyperlink>
-    </w:p>
-    <w:p>
-      <w:pPr>
-        <w:pStyle w:val="Compact"/>
-        <w:numPr>
-          <w:ilvl w:val="0"/>
-          <w:numId w:val="10"/>
-        </w:numPr>
-      </w:pPr>
-      <w:r>
-        <w:rPr>
-          <w:i/>
-          <w:iCs/>
-        </w:rPr>
-        <w:t>2003 - 2007:</w:t>
-      </w:r>
-      <w:r>
-        <w:t xml:space="preserve"> LifeType Project, open-source project lead. High-performance blogging platform focused on large communities, licensed under GNU GPL, with an active user base peaking around 200,000 users.</w:t>
-      </w:r>
-    </w:p>
-    <w:p>
-      <w:pPr>
-        <w:pStyle w:val="Heading3"/>
-      </w:pPr>
-      <w:bookmarkStart w:id="21" w:name="X61ec2ffc307e3c39b1c3f326dec5da3422075c2"/>
-      <w:bookmarkEnd w:id="20"/>
-      <w:r>
-        <w:t>Selected public presentations and articles</w:t>
-      </w:r>
-    </w:p>
-    <w:p>
-      <w:pPr>
-        <w:pStyle w:val="Compact"/>
-        <w:numPr>
-          <w:ilvl w:val="0"/>
-          <w:numId w:val="11"/>
-        </w:numPr>
-      </w:pPr>
-      <w:hyperlink r:id="rId13">
-        <w:r>
-          <w:rPr>
-            <w:rStyle w:val="Hyperlink"/>
-          </w:rPr>
-          <w:t>OpenSlava 2021 - Kubernetes Everywhere!</w:t>
-        </w:r>
-      </w:hyperlink>
-    </w:p>
-    <w:p>
-      <w:pPr>
-        <w:pStyle w:val="Compact"/>
-        <w:numPr>
-          <w:ilvl w:val="0"/>
-          <w:numId w:val="11"/>
-        </w:numPr>
-      </w:pPr>
-      <w:hyperlink r:id="rId14">
-        <w:r>
-          <w:rPr>
-            <w:rStyle w:val="Hyperlink"/>
-          </w:rPr>
-          <w:t>Accenture Open Source Blog - Accenture is a Certified Kubernetes Service Provider (2017)</w:t>
-        </w:r>
-      </w:hyperlink>
-    </w:p>
-    <w:p>
-      <w:pPr>
-        <w:pStyle w:val="Compact"/>
-        <w:numPr>
-          <w:ilvl w:val="0"/>
-          <w:numId w:val="11"/>
-        </w:numPr>
-      </w:pPr>
-      <w:hyperlink r:id="rId15">
-        <w:r>
-          <w:rPr>
-            <w:rStyle w:val="Hyperlink"/>
-          </w:rPr>
-          <w:t>Docker 2017 - Keynote presentation (video)</w:t>
-        </w:r>
-      </w:hyperlink>
-    </w:p>
-    <w:p>
-      <w:pPr>
-        <w:pStyle w:val="Compact"/>
-        <w:numPr>
-          <w:ilvl w:val="0"/>
-          <w:numId w:val="11"/>
-        </w:numPr>
-      </w:pPr>
-      <w:hyperlink r:id="rId16">
-        <w:r>
-          <w:rPr>
-            <w:rStyle w:val="Hyperlink"/>
-          </w:rPr>
-          <w:t>DockerCon 2017 - Containers aren’t just for microservices</w:t>
-        </w:r>
-      </w:hyperlink>
-    </w:p>
-    <w:p>
-      <w:pPr>
-        <w:pStyle w:val="Compact"/>
-        <w:numPr>
-          <w:ilvl w:val="0"/>
-          <w:numId w:val="11"/>
-        </w:numPr>
-      </w:pPr>
-      <w:hyperlink r:id="rId17">
-        <w:r>
-          <w:rPr>
-            <w:rStyle w:val="Hyperlink"/>
-          </w:rPr>
-          <w:t>Accenture Tech Arch Day 2017 - Design and Test For Failure: Validate Resilience Automatically</w:t>
-        </w:r>
-      </w:hyperlink>
-    </w:p>
-    <w:p>
-      <w:pPr>
-        <w:pStyle w:val="Compact"/>
-        <w:numPr>
-          <w:ilvl w:val="0"/>
-          <w:numId w:val="11"/>
-        </w:numPr>
-      </w:pPr>
-      <w:hyperlink r:id="rId18">
-        <w:r>
-          <w:rPr>
-            <w:rStyle w:val="Hyperlink"/>
-          </w:rPr>
-          <w:t>DockerCon 2016 - Structured Container Delivery</w:t>
-        </w:r>
-      </w:hyperlink>
-    </w:p>
-    <w:p>
-      <w:pPr>
-        <w:pStyle w:val="Compact"/>
-        <w:numPr>
-          <w:ilvl w:val="0"/>
-          <w:numId w:val="11"/>
-        </w:numPr>
-      </w:pPr>
-      <w:hyperlink r:id="rId19">
-        <w:r>
-          <w:rPr>
-            <w:rStyle w:val="Hyperlink"/>
-          </w:rPr>
-          <w:t>TechArch Day 2015 - 50 deployments a day, at least</w:t>
-        </w:r>
-      </w:hyperlink>
-    </w:p>
-    <w:p>
-      <w:pPr>
-        <w:pStyle w:val="Compact"/>
-        <w:numPr>
-          <w:ilvl w:val="0"/>
-          <w:numId w:val="11"/>
-        </w:numPr>
-      </w:pPr>
+      <w:r>
+        <w:t xml:space="preserve">Open source</w:t>
+      </w:r>
+    </w:p>
+    <w:p>
+      <w:pPr>
+        <w:pStyle w:val="Compact"/>
+        <w:numPr>
+          <w:ilvl w:val="0"/>
+          <w:numId w:val="1007"/>
+        </w:numPr>
+      </w:pPr>
+      <w:r>
+        <w:t xml:space="preserve">GitHub profile:</w:t>
+      </w:r>
+      <w:r>
+        <w:t xml:space="preserve"> </w:t>
+      </w:r>
       <w:hyperlink r:id="rId20">
         <w:r>
           <w:rPr>
             <w:rStyle w:val="Hyperlink"/>
           </w:rPr>
-          <w:t>WildcardConf 2015 - Containerize Everything</w:t>
+          <w:t xml:space="preserve">https://github.com/oscarrenalias</w:t>
         </w:r>
       </w:hyperlink>
     </w:p>
@@ -731,15 +636,47 @@
         <w:pStyle w:val="Compact"/>
         <w:numPr>
           <w:ilvl w:val="0"/>
-          <w:numId w:val="11"/>
-        </w:numPr>
-      </w:pPr>
-      <w:hyperlink r:id="rId21">
+          <w:numId w:val="1007"/>
+        </w:numPr>
+      </w:pPr>
+      <w:r>
+        <w:rPr>
+          <w:i/>
+          <w:iCs/>
+        </w:rPr>
+        <w:t xml:space="preserve">2003 - 2007:</w:t>
+      </w:r>
+      <w:r>
+        <w:t xml:space="preserve"> </w:t>
+      </w:r>
+      <w:r>
+        <w:t xml:space="preserve">LifeType Project, open-source project lead. High-performance blogging platform focused on large communities, licensed under GNU GPL, with an active user base peaking around 200,000 users.</w:t>
+      </w:r>
+    </w:p>
+    <w:bookmarkEnd w:id="45"/>
+    <w:bookmarkStart w:id="59" w:name="X61ec2ffc307e3c39b1c3f326dec5da3422075c2"/>
+    <w:p>
+      <w:pPr>
+        <w:pStyle w:val="Heading3"/>
+      </w:pPr>
+      <w:r>
+        <w:t xml:space="preserve">Selected public presentations and articles</w:t>
+      </w:r>
+    </w:p>
+    <w:p>
+      <w:pPr>
+        <w:pStyle w:val="Compact"/>
+        <w:numPr>
+          <w:ilvl w:val="0"/>
+          <w:numId w:val="1008"/>
+        </w:numPr>
+      </w:pPr>
+      <w:hyperlink r:id="rId46">
         <w:r>
           <w:rPr>
             <w:rStyle w:val="Hyperlink"/>
           </w:rPr>
-          <w:t>OpenSlava 2014 - Next-generation JavaScript</w:t>
+          <w:t xml:space="preserve">OpenSlava 2021 - Kubernetes Everywhere!</w:t>
         </w:r>
       </w:hyperlink>
     </w:p>
@@ -748,15 +685,15 @@
         <w:pStyle w:val="Compact"/>
         <w:numPr>
           <w:ilvl w:val="0"/>
-          <w:numId w:val="11"/>
-        </w:numPr>
-      </w:pPr>
-      <w:hyperlink r:id="rId22">
+          <w:numId w:val="1008"/>
+        </w:numPr>
+      </w:pPr>
+      <w:hyperlink r:id="rId47">
         <w:r>
           <w:rPr>
             <w:rStyle w:val="Hyperlink"/>
           </w:rPr>
-          <w:t>OpenSlava 2013 - Node.js for architects</w:t>
+          <w:t xml:space="preserve">Accenture Open Source Blog - Accenture is a Certified Kubernetes Service Provider (2017)</w:t>
         </w:r>
       </w:hyperlink>
     </w:p>
@@ -765,15 +702,15 @@
         <w:pStyle w:val="Compact"/>
         <w:numPr>
           <w:ilvl w:val="0"/>
-          <w:numId w:val="11"/>
-        </w:numPr>
-      </w:pPr>
-      <w:hyperlink r:id="rId23">
+          <w:numId w:val="1008"/>
+        </w:numPr>
+      </w:pPr>
+      <w:hyperlink r:id="rId48">
         <w:r>
           <w:rPr>
             <w:rStyle w:val="Hyperlink"/>
           </w:rPr>
-          <w:t>OpenSlava 2013 - Dynamic Languages</w:t>
+          <w:t xml:space="preserve">Docker 2017 - Keynote presentation (video)</w:t>
         </w:r>
       </w:hyperlink>
     </w:p>
@@ -782,15 +719,15 @@
         <w:pStyle w:val="Compact"/>
         <w:numPr>
           <w:ilvl w:val="0"/>
-          <w:numId w:val="11"/>
-        </w:numPr>
-      </w:pPr>
-      <w:hyperlink r:id="rId24">
+          <w:numId w:val="1008"/>
+        </w:numPr>
+      </w:pPr>
+      <w:hyperlink r:id="rId49">
         <w:r>
           <w:rPr>
             <w:rStyle w:val="Hyperlink"/>
           </w:rPr>
-          <w:t>WJAX Munich - Asynchronous web applications with Play Framework 2.0</w:t>
+          <w:t xml:space="preserve">DockerCon 2017 - Containers aren’t just for microservices</w:t>
         </w:r>
       </w:hyperlink>
     </w:p>
@@ -799,35 +736,171 @@
         <w:pStyle w:val="Compact"/>
         <w:numPr>
           <w:ilvl w:val="0"/>
-          <w:numId w:val="11"/>
-        </w:numPr>
-      </w:pPr>
-      <w:hyperlink r:id="rId25">
+          <w:numId w:val="1008"/>
+        </w:numPr>
+      </w:pPr>
+      <w:hyperlink r:id="rId50">
         <w:r>
           <w:rPr>
             <w:rStyle w:val="Hyperlink"/>
           </w:rPr>
-          <w:t>Unlocking value in (big) data</w:t>
+          <w:t xml:space="preserve">Accenture Tech Arch Day 2017 - Design and Test For Failure: Validate Resilience Automatically</w:t>
         </w:r>
       </w:hyperlink>
     </w:p>
     <w:p>
       <w:pPr>
+        <w:pStyle w:val="Compact"/>
+        <w:numPr>
+          <w:ilvl w:val="0"/>
+          <w:numId w:val="1008"/>
+        </w:numPr>
+      </w:pPr>
+      <w:hyperlink r:id="rId51">
+        <w:r>
+          <w:rPr>
+            <w:rStyle w:val="Hyperlink"/>
+          </w:rPr>
+          <w:t xml:space="preserve">DockerCon 2016 - Structured Container Delivery</w:t>
+        </w:r>
+      </w:hyperlink>
+    </w:p>
+    <w:p>
+      <w:pPr>
+        <w:pStyle w:val="Compact"/>
+        <w:numPr>
+          <w:ilvl w:val="0"/>
+          <w:numId w:val="1008"/>
+        </w:numPr>
+      </w:pPr>
+      <w:hyperlink r:id="rId52">
+        <w:r>
+          <w:rPr>
+            <w:rStyle w:val="Hyperlink"/>
+          </w:rPr>
+          <w:t xml:space="preserve">TechArch Day 2015 - 50 deployments a day, at least</w:t>
+        </w:r>
+      </w:hyperlink>
+    </w:p>
+    <w:p>
+      <w:pPr>
+        <w:pStyle w:val="Compact"/>
+        <w:numPr>
+          <w:ilvl w:val="0"/>
+          <w:numId w:val="1008"/>
+        </w:numPr>
+      </w:pPr>
+      <w:hyperlink r:id="rId53">
+        <w:r>
+          <w:rPr>
+            <w:rStyle w:val="Hyperlink"/>
+          </w:rPr>
+          <w:t xml:space="preserve">WildcardConf 2015 - Containerize Everything</w:t>
+        </w:r>
+      </w:hyperlink>
+    </w:p>
+    <w:p>
+      <w:pPr>
+        <w:pStyle w:val="Compact"/>
+        <w:numPr>
+          <w:ilvl w:val="0"/>
+          <w:numId w:val="1008"/>
+        </w:numPr>
+      </w:pPr>
+      <w:hyperlink r:id="rId54">
+        <w:r>
+          <w:rPr>
+            <w:rStyle w:val="Hyperlink"/>
+          </w:rPr>
+          <w:t xml:space="preserve">OpenSlava 2014 - Next-generation JavaScript</w:t>
+        </w:r>
+      </w:hyperlink>
+    </w:p>
+    <w:p>
+      <w:pPr>
+        <w:pStyle w:val="Compact"/>
+        <w:numPr>
+          <w:ilvl w:val="0"/>
+          <w:numId w:val="1008"/>
+        </w:numPr>
+      </w:pPr>
+      <w:hyperlink r:id="rId55">
+        <w:r>
+          <w:rPr>
+            <w:rStyle w:val="Hyperlink"/>
+          </w:rPr>
+          <w:t xml:space="preserve">OpenSlava 2013 - Node.js for architects</w:t>
+        </w:r>
+      </w:hyperlink>
+    </w:p>
+    <w:p>
+      <w:pPr>
+        <w:pStyle w:val="Compact"/>
+        <w:numPr>
+          <w:ilvl w:val="0"/>
+          <w:numId w:val="1008"/>
+        </w:numPr>
+      </w:pPr>
+      <w:hyperlink r:id="rId56">
+        <w:r>
+          <w:rPr>
+            <w:rStyle w:val="Hyperlink"/>
+          </w:rPr>
+          <w:t xml:space="preserve">OpenSlava 2013 - Dynamic Languages</w:t>
+        </w:r>
+      </w:hyperlink>
+    </w:p>
+    <w:p>
+      <w:pPr>
+        <w:pStyle w:val="Compact"/>
+        <w:numPr>
+          <w:ilvl w:val="0"/>
+          <w:numId w:val="1008"/>
+        </w:numPr>
+      </w:pPr>
+      <w:hyperlink r:id="rId57">
+        <w:r>
+          <w:rPr>
+            <w:rStyle w:val="Hyperlink"/>
+          </w:rPr>
+          <w:t xml:space="preserve">WJAX Munich - Asynchronous web applications with Play Framework 2.0</w:t>
+        </w:r>
+      </w:hyperlink>
+    </w:p>
+    <w:p>
+      <w:pPr>
+        <w:pStyle w:val="Compact"/>
+        <w:numPr>
+          <w:ilvl w:val="0"/>
+          <w:numId w:val="1008"/>
+        </w:numPr>
+      </w:pPr>
+      <w:hyperlink r:id="rId58">
+        <w:r>
+          <w:rPr>
+            <w:rStyle w:val="Hyperlink"/>
+          </w:rPr>
+          <w:t xml:space="preserve">Unlocking value in (big) data</w:t>
+        </w:r>
+      </w:hyperlink>
+    </w:p>
+    <w:bookmarkEnd w:id="59"/>
+    <w:bookmarkEnd w:id="60"/>
+    <w:bookmarkStart w:id="61" w:name="training-and-certifications"/>
+    <w:p>
+      <w:pPr>
         <w:pStyle w:val="Heading2"/>
       </w:pPr>
-      <w:bookmarkStart w:id="22" w:name="training-and-certifications"/>
-      <w:bookmarkEnd w:id="18"/>
-      <w:bookmarkEnd w:id="21"/>
-      <w:r>
-        <w:t>Training and Certifications</w:t>
-      </w:r>
-    </w:p>
-    <w:p>
-      <w:pPr>
-        <w:pStyle w:val="Compact"/>
-        <w:numPr>
-          <w:ilvl w:val="0"/>
-          <w:numId w:val="12"/>
+      <w:r>
+        <w:t xml:space="preserve">Training and Certifications</w:t>
+      </w:r>
+    </w:p>
+    <w:p>
+      <w:pPr>
+        <w:pStyle w:val="Compact"/>
+        <w:numPr>
+          <w:ilvl w:val="0"/>
+          <w:numId w:val="1009"/>
         </w:numPr>
       </w:pPr>
       <w:r>
@@ -835,18 +908,21 @@
           <w:i/>
           <w:iCs/>
         </w:rPr>
-        <w:t>12/2012:</w:t>
-      </w:r>
-      <w:r>
-        <w:t xml:space="preserve"> TOGAF 9.1 Foundation certification</w:t>
-      </w:r>
-    </w:p>
-    <w:p>
-      <w:pPr>
-        <w:pStyle w:val="Compact"/>
-        <w:numPr>
-          <w:ilvl w:val="0"/>
-          <w:numId w:val="12"/>
+        <w:t xml:space="preserve">12/2012:</w:t>
+      </w:r>
+      <w:r>
+        <w:t xml:space="preserve"> </w:t>
+      </w:r>
+      <w:r>
+        <w:t xml:space="preserve">TOGAF 9.1 Foundation certification</w:t>
+      </w:r>
+    </w:p>
+    <w:p>
+      <w:pPr>
+        <w:pStyle w:val="Compact"/>
+        <w:numPr>
+          <w:ilvl w:val="0"/>
+          <w:numId w:val="1009"/>
         </w:numPr>
       </w:pPr>
       <w:r>
@@ -854,18 +930,21 @@
           <w:i/>
           <w:iCs/>
         </w:rPr>
-        <w:t>10/2011:</w:t>
-      </w:r>
-      <w:r>
-        <w:t xml:space="preserve"> Certified Cassandra Developer (DataStax)</w:t>
-      </w:r>
-    </w:p>
-    <w:p>
-      <w:pPr>
-        <w:pStyle w:val="Compact"/>
-        <w:numPr>
-          <w:ilvl w:val="0"/>
-          <w:numId w:val="12"/>
+        <w:t xml:space="preserve">10/2011:</w:t>
+      </w:r>
+      <w:r>
+        <w:t xml:space="preserve"> </w:t>
+      </w:r>
+      <w:r>
+        <w:t xml:space="preserve">Certified Cassandra Developer (DataStax)</w:t>
+      </w:r>
+    </w:p>
+    <w:p>
+      <w:pPr>
+        <w:pStyle w:val="Compact"/>
+        <w:numPr>
+          <w:ilvl w:val="0"/>
+          <w:numId w:val="1009"/>
         </w:numPr>
       </w:pPr>
       <w:r>
@@ -873,18 +952,21 @@
           <w:i/>
           <w:iCs/>
         </w:rPr>
-        <w:t>06/2009:</w:t>
-      </w:r>
-      <w:r>
-        <w:t xml:space="preserve"> SAP SAPTEC - Fundamentals of SAP NetWeaver Application Server</w:t>
-      </w:r>
-    </w:p>
-    <w:p>
-      <w:pPr>
-        <w:pStyle w:val="Compact"/>
-        <w:numPr>
-          <w:ilvl w:val="0"/>
-          <w:numId w:val="12"/>
+        <w:t xml:space="preserve">06/2009:</w:t>
+      </w:r>
+      <w:r>
+        <w:t xml:space="preserve"> </w:t>
+      </w:r>
+      <w:r>
+        <w:t xml:space="preserve">SAP SAPTEC - Fundamentals of SAP NetWeaver Application Server</w:t>
+      </w:r>
+    </w:p>
+    <w:p>
+      <w:pPr>
+        <w:pStyle w:val="Compact"/>
+        <w:numPr>
+          <w:ilvl w:val="0"/>
+          <w:numId w:val="1009"/>
         </w:numPr>
       </w:pPr>
       <w:r>
@@ -892,18 +974,21 @@
           <w:i/>
           <w:iCs/>
         </w:rPr>
-        <w:t>12/2007:</w:t>
-      </w:r>
-      <w:r>
-        <w:t xml:space="preserve"> SAP BIT400 - SAP Exchange Infrastructure</w:t>
-      </w:r>
-    </w:p>
-    <w:p>
-      <w:pPr>
-        <w:pStyle w:val="Compact"/>
-        <w:numPr>
-          <w:ilvl w:val="0"/>
-          <w:numId w:val="12"/>
+        <w:t xml:space="preserve">12/2007:</w:t>
+      </w:r>
+      <w:r>
+        <w:t xml:space="preserve"> </w:t>
+      </w:r>
+      <w:r>
+        <w:t xml:space="preserve">SAP BIT400 - SAP Exchange Infrastructure</w:t>
+      </w:r>
+    </w:p>
+    <w:p>
+      <w:pPr>
+        <w:pStyle w:val="Compact"/>
+        <w:numPr>
+          <w:ilvl w:val="0"/>
+          <w:numId w:val="1009"/>
         </w:numPr>
       </w:pPr>
       <w:r>
@@ -911,149 +996,151 @@
           <w:i/>
           <w:iCs/>
         </w:rPr>
-        <w:t>05/2006:</w:t>
-      </w:r>
-      <w:r>
-        <w:t xml:space="preserve"> Software Configuration Management Workshop (Kasse Initiatives LLC), 3-day workshop on implementing successful software quality processes.</w:t>
-      </w:r>
-    </w:p>
+        <w:t xml:space="preserve">05/2006:</w:t>
+      </w:r>
+      <w:r>
+        <w:t xml:space="preserve"> </w:t>
+      </w:r>
+      <w:r>
+        <w:t xml:space="preserve">Software Configuration Management Workshop (Kasse Initiatives LLC), 3-day workshop on implementing successful software quality processes.</w:t>
+      </w:r>
+    </w:p>
+    <w:bookmarkEnd w:id="61"/>
+    <w:bookmarkStart w:id="62" w:name="technical-competences"/>
     <w:p>
       <w:pPr>
         <w:pStyle w:val="Heading2"/>
       </w:pPr>
-      <w:bookmarkStart w:id="23" w:name="technical-competences"/>
-      <w:bookmarkEnd w:id="22"/>
-      <w:r>
-        <w:lastRenderedPageBreak/>
-        <w:t>Technical Competences</w:t>
-      </w:r>
-    </w:p>
-    <w:p>
-      <w:pPr>
-        <w:pStyle w:val="Compact"/>
-        <w:numPr>
-          <w:ilvl w:val="0"/>
-          <w:numId w:val="13"/>
-        </w:numPr>
-      </w:pPr>
-      <w:r>
-        <w:t>Containerization technologies: Docker, Mesos/Mesosphere, Kubernetes</w:t>
-      </w:r>
-    </w:p>
-    <w:p>
-      <w:pPr>
-        <w:pStyle w:val="Compact"/>
-        <w:numPr>
-          <w:ilvl w:val="0"/>
-          <w:numId w:val="13"/>
-        </w:numPr>
-      </w:pPr>
-      <w:r>
-        <w:t>Microservices: design, implementation, and operations</w:t>
-      </w:r>
-    </w:p>
-    <w:p>
-      <w:pPr>
-        <w:pStyle w:val="Compact"/>
-        <w:numPr>
-          <w:ilvl w:val="0"/>
-          <w:numId w:val="13"/>
-        </w:numPr>
-      </w:pPr>
-      <w:r>
-        <w:t>Languages: Java, JavaScript, PHP, Python, Ruby, UNIX shell scripting, SQL, ABAP</w:t>
-      </w:r>
-    </w:p>
-    <w:p>
-      <w:pPr>
-        <w:pStyle w:val="Compact"/>
-        <w:numPr>
-          <w:ilvl w:val="0"/>
-          <w:numId w:val="13"/>
-        </w:numPr>
-      </w:pPr>
-      <w:r>
-        <w:t>Frameworks: Spring Boot, Node.js, JEE</w:t>
-      </w:r>
-    </w:p>
-    <w:p>
-      <w:pPr>
-        <w:pStyle w:val="Compact"/>
-        <w:numPr>
-          <w:ilvl w:val="0"/>
-          <w:numId w:val="13"/>
-        </w:numPr>
-      </w:pPr>
-      <w:r>
-        <w:t>DevOps: end-to-end knowledge of DevOps practices, processes, and tools</w:t>
-      </w:r>
-    </w:p>
+      <w:r>
+        <w:t xml:space="preserve">Technical Competences</w:t>
+      </w:r>
+    </w:p>
+    <w:p>
+      <w:pPr>
+        <w:pStyle w:val="Compact"/>
+        <w:numPr>
+          <w:ilvl w:val="0"/>
+          <w:numId w:val="1010"/>
+        </w:numPr>
+      </w:pPr>
+      <w:r>
+        <w:t xml:space="preserve">Containerization technologies: Docker, Mesos/Mesosphere, Kubernetes</w:t>
+      </w:r>
+    </w:p>
+    <w:p>
+      <w:pPr>
+        <w:pStyle w:val="Compact"/>
+        <w:numPr>
+          <w:ilvl w:val="0"/>
+          <w:numId w:val="1010"/>
+        </w:numPr>
+      </w:pPr>
+      <w:r>
+        <w:t xml:space="preserve">Microservices: design, implementation, and operations</w:t>
+      </w:r>
+    </w:p>
+    <w:p>
+      <w:pPr>
+        <w:pStyle w:val="Compact"/>
+        <w:numPr>
+          <w:ilvl w:val="0"/>
+          <w:numId w:val="1010"/>
+        </w:numPr>
+      </w:pPr>
+      <w:r>
+        <w:t xml:space="preserve">Languages: Java, JavaScript, PHP, Python, Ruby, UNIX shell scripting, SQL, ABAP</w:t>
+      </w:r>
+    </w:p>
+    <w:p>
+      <w:pPr>
+        <w:pStyle w:val="Compact"/>
+        <w:numPr>
+          <w:ilvl w:val="0"/>
+          <w:numId w:val="1010"/>
+        </w:numPr>
+      </w:pPr>
+      <w:r>
+        <w:t xml:space="preserve">Frameworks: Spring Boot, Node.js, JEE</w:t>
+      </w:r>
+    </w:p>
+    <w:p>
+      <w:pPr>
+        <w:pStyle w:val="Compact"/>
+        <w:numPr>
+          <w:ilvl w:val="0"/>
+          <w:numId w:val="1010"/>
+        </w:numPr>
+      </w:pPr>
+      <w:r>
+        <w:t xml:space="preserve">DevOps: end-to-end knowledge of DevOps practices, processes, and tools</w:t>
+      </w:r>
+    </w:p>
+    <w:bookmarkEnd w:id="62"/>
+    <w:bookmarkStart w:id="63" w:name="languages"/>
     <w:p>
       <w:pPr>
         <w:pStyle w:val="Heading2"/>
       </w:pPr>
-      <w:bookmarkStart w:id="24" w:name="languages"/>
-      <w:bookmarkEnd w:id="23"/>
-      <w:r>
-        <w:t>Languages</w:t>
-      </w:r>
-    </w:p>
-    <w:p>
-      <w:pPr>
-        <w:pStyle w:val="Compact"/>
-        <w:numPr>
-          <w:ilvl w:val="0"/>
-          <w:numId w:val="14"/>
-        </w:numPr>
-      </w:pPr>
-      <w:r>
-        <w:t>Spanish, Catalan: native</w:t>
-      </w:r>
-    </w:p>
-    <w:p>
-      <w:pPr>
-        <w:pStyle w:val="Compact"/>
-        <w:numPr>
-          <w:ilvl w:val="0"/>
-          <w:numId w:val="14"/>
-        </w:numPr>
-      </w:pPr>
-      <w:r>
-        <w:t>English: excellent</w:t>
-      </w:r>
-    </w:p>
-    <w:p>
-      <w:pPr>
-        <w:pStyle w:val="Compact"/>
-        <w:numPr>
-          <w:ilvl w:val="0"/>
-          <w:numId w:val="14"/>
-        </w:numPr>
-      </w:pPr>
-      <w:r>
-        <w:t>Finnish: very basic</w:t>
-      </w:r>
-    </w:p>
-    <w:p>
-      <w:pPr>
-        <w:pStyle w:val="Compact"/>
-        <w:numPr>
-          <w:ilvl w:val="0"/>
-          <w:numId w:val="14"/>
-        </w:numPr>
-      </w:pPr>
-      <w:r>
-        <w:t>Russian: very basic</w:t>
-      </w:r>
-    </w:p>
+      <w:r>
+        <w:t xml:space="preserve">Languages</w:t>
+      </w:r>
+    </w:p>
+    <w:p>
+      <w:pPr>
+        <w:pStyle w:val="Compact"/>
+        <w:numPr>
+          <w:ilvl w:val="0"/>
+          <w:numId w:val="1011"/>
+        </w:numPr>
+      </w:pPr>
+      <w:r>
+        <w:t xml:space="preserve">Spanish, Catalan: native</w:t>
+      </w:r>
+    </w:p>
+    <w:p>
+      <w:pPr>
+        <w:pStyle w:val="Compact"/>
+        <w:numPr>
+          <w:ilvl w:val="0"/>
+          <w:numId w:val="1011"/>
+        </w:numPr>
+      </w:pPr>
+      <w:r>
+        <w:t xml:space="preserve">English: excellent</w:t>
+      </w:r>
+    </w:p>
+    <w:p>
+      <w:pPr>
+        <w:pStyle w:val="Compact"/>
+        <w:numPr>
+          <w:ilvl w:val="0"/>
+          <w:numId w:val="1011"/>
+        </w:numPr>
+      </w:pPr>
+      <w:r>
+        <w:t xml:space="preserve">Finnish: very basic</w:t>
+      </w:r>
+    </w:p>
+    <w:p>
+      <w:pPr>
+        <w:pStyle w:val="Compact"/>
+        <w:numPr>
+          <w:ilvl w:val="0"/>
+          <w:numId w:val="1011"/>
+        </w:numPr>
+      </w:pPr>
+      <w:r>
+        <w:t xml:space="preserve">Russian: very basic</w:t>
+      </w:r>
+    </w:p>
+    <w:bookmarkEnd w:id="63"/>
+    <w:bookmarkStart w:id="64" w:name="references"/>
     <w:p>
       <w:pPr>
         <w:pStyle w:val="Heading2"/>
       </w:pPr>
-      <w:bookmarkStart w:id="25" w:name="references"/>
-      <w:bookmarkEnd w:id="24"/>
-      <w:r>
-        <w:t>References</w:t>
+      <w:r>
+        <w:t xml:space="preserve">References</w:t>
       </w:r>
     </w:p>
     <w:p>
@@ -1061,34 +1148,60 @@
         <w:pStyle w:val="FirstParagraph"/>
       </w:pPr>
       <w:r>
-        <w:t>Provided upon request.</w:t>
-      </w:r>
-      <w:bookmarkEnd w:id="25"/>
-    </w:p>
+        <w:t xml:space="preserve">Provided upon request.</w:t>
+      </w:r>
+    </w:p>
+    <w:bookmarkEnd w:id="64"/>
     <w:sectPr>
       <w:footnotePr>
         <w:numRestart w:val="eachSect"/>
       </w:footnotePr>
-      <w:pgSz w:w="12240" w:h="15840"/>
-      <w:pgMar w:top="1440" w:right="1440" w:bottom="1440" w:left="1440" w:header="720" w:footer="720" w:gutter="0"/>
+      <w:pgSz w:h="15840" w:w="12240"/>
+      <w:pgMar w:bottom="1440" w:footer="720" w:gutter="0" w:header="720" w:left="1440" w:right="1440" w:top="1440"/>
       <w:cols w:space="720"/>
     </w:sectPr>
   </w:body>
 </w:document>
 </file>
 
+<file path=word/comments.xml><?xml version="1.0" encoding="utf-8"?>
+<w:comments xmlns:w="http://schemas.openxmlformats.org/wordprocessingml/2006/main" xmlns:m="http://schemas.openxmlformats.org/officeDocument/2006/math" xmlns:r="http://schemas.openxmlformats.org/officeDocument/2006/relationships" xmlns:o="urn:schemas-microsoft-com:office:office" xmlns:v="urn:schemas-microsoft-com:vml" xmlns:w10="urn:schemas-microsoft-com:office:word" xmlns:a="http://schemas.openxmlformats.org/drawingml/2006/main" xmlns:pic="http://schemas.openxmlformats.org/drawingml/2006/picture" xmlns:wp="http://schemas.openxmlformats.org/drawingml/2006/wordprocessingDrawing"/>
+</file>
+
+<file path=word/footnotes.xml><?xml version="1.0" encoding="utf-8"?>
+<w:footnotes xmlns:w="http://schemas.openxmlformats.org/wordprocessingml/2006/main" xmlns:m="http://schemas.openxmlformats.org/officeDocument/2006/math" xmlns:r="http://schemas.openxmlformats.org/officeDocument/2006/relationships" xmlns:o="urn:schemas-microsoft-com:office:office" xmlns:v="urn:schemas-microsoft-com:vml" xmlns:w10="urn:schemas-microsoft-com:office:word" xmlns:a="http://schemas.openxmlformats.org/drawingml/2006/main" xmlns:pic="http://schemas.openxmlformats.org/drawingml/2006/picture" xmlns:wp="http://schemas.openxmlformats.org/drawingml/2006/wordprocessingDrawing">
+  <w:footnote w:type="continuationSeparator" w:id="0">
+    <w:p>
+      <w:r>
+        <w:continuationSeparator/>
+      </w:r>
+    </w:p>
+  </w:footnote>
+  <w:footnote w:type="separator" w:id="-1">
+    <w:p>
+      <w:r>
+        <w:separator/>
+      </w:r>
+    </w:p>
+  </w:footnote>
+</w:footnotes>
+</file>
+
 <file path=word/numbering.xml><?xml version="1.0" encoding="utf-8"?>
-<w:numbering xmlns:wpc="http://schemas.microsoft.com/office/word/2010/wordprocessingCanvas" xmlns:cx="http://schemas.microsoft.com/office/drawing/2014/chartex" xmlns:cx1="http://schemas.microsoft.com/office/drawing/2015/9/8/chartex" xmlns:cx2="http://schemas.microsoft.com/office/drawing/2015/10/21/chartex" xmlns:cx3="http://schemas.microsoft.com/office/drawing/2016/5/9/chartex" xmlns:cx4="http://schemas.microsoft.com/office/drawing/2016/5/10/chartex" xmlns:cx5="http://schemas.microsoft.com/office/drawing/2016/5/11/chartex" xmlns:cx6="http://schemas.microsoft.com/office/drawing/2016/5/12/chartex" xmlns:cx7="http://schemas.microsoft.com/office/drawing/2016/5/13/chartex" xmlns:cx8="http://schemas.microsoft.com/office/drawing/2016/5/14/chartex" xmlns:mc="http://schemas.openxmlformats.org/markup-compatibility/2006" xmlns:aink="http://schemas.microsoft.com/office/drawing/2016/ink" xmlns:am3d="http://schemas.microsoft.com/office/drawing/2017/model3d" xmlns:o="urn:schemas-microsoft-com:office:office" xmlns:oel="http://schemas.microsoft.com/office/2019/extlst" xmlns:r="http://schemas.openxmlformats.org/officeDocument/2006/relationships" xmlns:m="http://schemas.openxmlformats.org/officeDocument/2006/math" xmlns:v="urn:schemas-microsoft-com:vml" xmlns:wp14="http://schemas.microsoft.com/office/word/2010/wordprocessingDrawing" xmlns:wp="http://schemas.openxmlformats.org/drawingml/2006/wordprocessingDrawing" xmlns:w10="urn:schemas-microsoft-com:office:word" xmlns:w="http://schemas.openxmlformats.org/wordprocessingml/2006/main" xmlns:w14="http://schemas.microsoft.com/office/word/2010/wordml" xmlns:w15="http://schemas.microsoft.com/office/word/2012/wordml" xmlns:w16cex="http://schemas.microsoft.com/office/word/2018/wordml/cex" xmlns:w16cid="http://schemas.microsoft.com/office/word/2016/wordml/cid" xmlns:w16="http://schemas.microsoft.com/office/word/2018/wordml" xmlns:w16du="http://schemas.microsoft.com/office/word/2023/wordml/word16du" xmlns:w16sdtdh="http://schemas.microsoft.com/office/word/2020/wordml/sdtdatahash" xmlns:w16sdtfl="http://schemas.microsoft.com/office/word/2024/wordml/sdtformatlock" xmlns:w16se="http://schemas.microsoft.com/office/word/2015/wordml/symex" xmlns:wpg="http://schemas.microsoft.com/office/word/2010/wordprocessingGroup" xmlns:wpi="http://schemas.microsoft.com/office/word/2010/wordprocessingInk" xmlns:wne="http://schemas.microsoft.com/office/word/2006/wordml" xmlns:wps="http://schemas.microsoft.com/office/word/2010/wordprocessingShape" mc:Ignorable="w14 w15 w16se w16cid w16 w16cex w16sdtdh w16sdtfl w16du wp14">
-  <w:abstractNum w:abstractNumId="0" w15:restartNumberingAfterBreak="0">
-    <w:nsid w:val="0000A990"/>
+<w:numbering xmlns:aink="http://schemas.microsoft.com/office/drawing/2016/ink" xmlns:am3d="http://schemas.microsoft.com/office/drawing/2017/model3d" xmlns:cx="http://schemas.microsoft.com/office/drawing/2014/chartex" xmlns:cx1="http://schemas.microsoft.com/office/drawing/2015/9/8/chartex" xmlns:cx2="http://schemas.microsoft.com/office/drawing/2015/10/21/chartex" xmlns:cx3="http://schemas.microsoft.com/office/drawing/2016/5/9/chartex" xmlns:cx4="http://schemas.microsoft.com/office/drawing/2016/5/10/chartex" xmlns:cx5="http://schemas.microsoft.com/office/drawing/2016/5/11/chartex" xmlns:cx6="http://schemas.microsoft.com/office/drawing/2016/5/12/chartex" xmlns:cx7="http://schemas.microsoft.com/office/drawing/2016/5/13/chartex" xmlns:cx8="http://schemas.microsoft.com/office/drawing/2016/5/14/chartex" xmlns:m="http://schemas.openxmlformats.org/officeDocument/2006/math" xmlns:mc="http://schemas.openxmlformats.org/markup-compatibility/2006" xmlns:o="urn:schemas-microsoft-com:office:office" xmlns:oel="http://schemas.microsoft.com/office/2019/extlst" xmlns:r="http://schemas.openxmlformats.org/officeDocument/2006/relationships" xmlns:v="urn:schemas-microsoft-com:vml" xmlns:w="http://schemas.openxmlformats.org/wordprocessingml/2006/main" xmlns:w10="urn:schemas-microsoft-com:office:word" xmlns:w14="http://schemas.microsoft.com/office/word/2010/wordml" xmlns:w15="http://schemas.microsoft.com/office/word/2012/wordml" xmlns:w16="http://schemas.microsoft.com/office/word/2018/wordml" xmlns:w16cex="http://schemas.microsoft.com/office/word/2018/wordml/cex" xmlns:w16cid="http://schemas.microsoft.com/office/word/2016/wordml/cid" xmlns:w16du="http://schemas.microsoft.com/office/word/2023/wordml/word16du" xmlns:w16sdtdh="http://schemas.microsoft.com/office/word/2020/wordml/sdtdatahash" xmlns:w16sdtfl="http://schemas.microsoft.com/office/word/2024/wordml/sdtformatlock" xmlns:w16se="http://schemas.microsoft.com/office/word/2015/wordml/symex" xmlns:wne="http://schemas.microsoft.com/office/word/2006/wordml" xmlns:wp="http://schemas.openxmlformats.org/drawingml/2006/wordprocessingDrawing" xmlns:wp14="http://schemas.microsoft.com/office/word/2010/wordprocessingDrawing" xmlns:wpc="http://schemas.microsoft.com/office/word/2010/wordprocessingCanvas" xmlns:wpg="http://schemas.microsoft.com/office/word/2010/wordprocessingGroup" xmlns:wpi="http://schemas.microsoft.com/office/word/2010/wordprocessingInk" xmlns:wps="http://schemas.microsoft.com/office/word/2010/wordprocessingShape" mc:Ignorable="w14 w15 w16se w16cid w16 w16cex w16sdtdh w16sdtfl w16du wp14">
+  <w:abstractNum w15:restartNumberingAfterBreak="0" w:abstractNumId="0">
+    <w:nsid w:val="170CD2DE"/>
     <w:multiLevelType w:val="multilevel"/>
-    <w:tmpl w:val="D162591C"/>
+    <w:tmpl w:val="38404224"/>
     <w:lvl w:ilvl="0">
       <w:numFmt w:val="bullet"/>
       <w:lvlText w:val=" "/>
       <w:lvlJc w:val="left"/>
       <w:pPr>
-        <w:ind w:left="720" w:hanging="360"/>
+        <w:tabs>
+          <w:tab w:pos="0" w:val="num"/>
+        </w:tabs>
+        <w:ind w:hanging="480" w:left="480"/>
       </w:pPr>
     </w:lvl>
     <w:lvl w:ilvl="1">
@@ -1096,7 +1209,10 @@
       <w:lvlText w:val=" "/>
       <w:lvlJc w:val="left"/>
       <w:pPr>
-        <w:ind w:left="1440" w:hanging="360"/>
+        <w:tabs>
+          <w:tab w:pos="720" w:val="num"/>
+        </w:tabs>
+        <w:ind w:hanging="480" w:left="1200"/>
       </w:pPr>
     </w:lvl>
     <w:lvl w:ilvl="2">
@@ -1104,7 +1220,10 @@
       <w:lvlText w:val=" "/>
       <w:lvlJc w:val="left"/>
       <w:pPr>
-        <w:ind w:left="2160" w:hanging="360"/>
+        <w:tabs>
+          <w:tab w:pos="1440" w:val="num"/>
+        </w:tabs>
+        <w:ind w:hanging="480" w:left="1920"/>
       </w:pPr>
     </w:lvl>
     <w:lvl w:ilvl="3">
@@ -1112,7 +1231,10 @@
       <w:lvlText w:val=" "/>
       <w:lvlJc w:val="left"/>
       <w:pPr>
-        <w:ind w:left="2880" w:hanging="360"/>
+        <w:tabs>
+          <w:tab w:pos="2160" w:val="num"/>
+        </w:tabs>
+        <w:ind w:hanging="480" w:left="2640"/>
       </w:pPr>
     </w:lvl>
     <w:lvl w:ilvl="4">
@@ -1120,7 +1242,10 @@
       <w:lvlText w:val=" "/>
       <w:lvlJc w:val="left"/>
       <w:pPr>
-        <w:ind w:left="3600" w:hanging="360"/>
+        <w:tabs>
+          <w:tab w:pos="2880" w:val="num"/>
+        </w:tabs>
+        <w:ind w:hanging="480" w:left="3360"/>
       </w:pPr>
     </w:lvl>
     <w:lvl w:ilvl="5">
@@ -1128,7 +1253,10 @@
       <w:lvlText w:val=" "/>
       <w:lvlJc w:val="left"/>
       <w:pPr>
-        <w:ind w:left="4320" w:hanging="360"/>
+        <w:tabs>
+          <w:tab w:pos="3600" w:val="num"/>
+        </w:tabs>
+        <w:ind w:hanging="480" w:left="4080"/>
       </w:pPr>
     </w:lvl>
     <w:lvl w:ilvl="6">
@@ -1136,7 +1264,10 @@
       <w:lvlText w:val=" "/>
       <w:lvlJc w:val="left"/>
       <w:pPr>
-        <w:ind w:left="5040" w:hanging="360"/>
+        <w:tabs>
+          <w:tab w:pos="4320" w:val="num"/>
+        </w:tabs>
+        <w:ind w:hanging="480" w:left="4800"/>
       </w:pPr>
     </w:lvl>
     <w:lvl w:ilvl="7">
@@ -1144,7 +1275,10 @@
       <w:lvlText w:val=" "/>
       <w:lvlJc w:val="left"/>
       <w:pPr>
-        <w:ind w:left="5760" w:hanging="360"/>
+        <w:tabs>
+          <w:tab w:pos="5040" w:val="num"/>
+        </w:tabs>
+        <w:ind w:hanging="480" w:left="5520"/>
       </w:pPr>
     </w:lvl>
     <w:lvl w:ilvl="8">
@@ -1152,14 +1286,92 @@
       <w:lvlText w:val=" "/>
       <w:lvlJc w:val="left"/>
       <w:pPr>
-        <w:ind w:left="6480" w:hanging="360"/>
+        <w:tabs>
+          <w:tab w:pos="5760" w:val="num"/>
+        </w:tabs>
+        <w:ind w:hanging="480" w:left="6240"/>
       </w:pPr>
     </w:lvl>
   </w:abstractNum>
-  <w:abstractNum w:abstractNumId="1" w15:restartNumberingAfterBreak="0">
+  <w:abstractNum w:abstractNumId="990">
+    <w:nsid w:val="0000A990"/>
+    <w:multiLevelType w:val="multilevel"/>
+    <w:lvl w:ilvl="0">
+      <w:numFmt w:val="bullet"/>
+      <w:lvlText w:val=" "/>
+      <w:lvlJc w:val="left"/>
+      <w:pPr>
+        <w:ind w:left="720" w:hanging="360"/>
+      </w:pPr>
+    </w:lvl>
+    <w:lvl w:ilvl="1">
+      <w:numFmt w:val="bullet"/>
+      <w:lvlText w:val=" "/>
+      <w:lvlJc w:val="left"/>
+      <w:pPr>
+        <w:ind w:left="1440" w:hanging="360"/>
+      </w:pPr>
+    </w:lvl>
+    <w:lvl w:ilvl="2">
+      <w:numFmt w:val="bullet"/>
+      <w:lvlText w:val=" "/>
+      <w:lvlJc w:val="left"/>
+      <w:pPr>
+        <w:ind w:left="2160" w:hanging="360"/>
+      </w:pPr>
+    </w:lvl>
+    <w:lvl w:ilvl="3">
+      <w:numFmt w:val="bullet"/>
+      <w:lvlText w:val=" "/>
+      <w:lvlJc w:val="left"/>
+      <w:pPr>
+        <w:ind w:left="2880" w:hanging="360"/>
+      </w:pPr>
+    </w:lvl>
+    <w:lvl w:ilvl="4">
+      <w:numFmt w:val="bullet"/>
+      <w:lvlText w:val=" "/>
+      <w:lvlJc w:val="left"/>
+      <w:pPr>
+        <w:ind w:left="3600" w:hanging="360"/>
+      </w:pPr>
+    </w:lvl>
+    <w:lvl w:ilvl="5">
+      <w:numFmt w:val="bullet"/>
+      <w:lvlText w:val=" "/>
+      <w:lvlJc w:val="left"/>
+      <w:pPr>
+        <w:ind w:left="4320" w:hanging="360"/>
+      </w:pPr>
+    </w:lvl>
+    <w:lvl w:ilvl="6">
+      <w:numFmt w:val="bullet"/>
+      <w:lvlText w:val=" "/>
+      <w:lvlJc w:val="left"/>
+      <w:pPr>
+        <w:ind w:left="5040" w:hanging="360"/>
+      </w:pPr>
+    </w:lvl>
+    <w:lvl w:ilvl="7">
+      <w:numFmt w:val="bullet"/>
+      <w:lvlText w:val=" "/>
+      <w:lvlJc w:val="left"/>
+      <w:pPr>
+        <w:ind w:left="5760" w:hanging="360"/>
+      </w:pPr>
+    </w:lvl>
+    <w:lvl w:ilvl="8">
+      <w:numFmt w:val="bullet"/>
+      <w:lvlText w:val=" "/>
+      <w:lvlJc w:val="left"/>
+      <w:pPr>
+        <w:ind w:left="6480" w:hanging="360"/>
+      </w:pPr>
+    </w:lvl>
+  </w:abstractNum>
+  <w:abstractNum w:abstractNumId="991">
     <w:nsid w:val="0000A991"/>
     <w:multiLevelType w:val="multilevel"/>
-    <w:tmpl w:val="5D225CE0"/>
     <w:lvl w:ilvl="0">
       <w:numFmt w:val="bullet"/>
       <w:lvlText w:val=""/>
@@ -1260,164 +1472,57 @@
       </w:rPr>
     </w:lvl>
   </w:abstractNum>
-  <w:abstractNum w:abstractNumId="2" w15:restartNumberingAfterBreak="0">
-    <w:nsid w:val="170CD2DE"/>
-    <w:multiLevelType w:val="multilevel"/>
-    <w:tmpl w:val="38404224"/>
-    <w:lvl w:ilvl="0">
-      <w:numFmt w:val="bullet"/>
-      <w:lvlText w:val=" "/>
-      <w:lvlJc w:val="left"/>
-      <w:pPr>
-        <w:tabs>
-          <w:tab w:val="num" w:pos="0"/>
-        </w:tabs>
-        <w:ind w:left="480" w:hanging="480"/>
-      </w:pPr>
-    </w:lvl>
-    <w:lvl w:ilvl="1">
-      <w:numFmt w:val="bullet"/>
-      <w:lvlText w:val=" "/>
-      <w:lvlJc w:val="left"/>
-      <w:pPr>
-        <w:tabs>
-          <w:tab w:val="num" w:pos="720"/>
-        </w:tabs>
-        <w:ind w:left="1200" w:hanging="480"/>
-      </w:pPr>
-    </w:lvl>
-    <w:lvl w:ilvl="2">
-      <w:numFmt w:val="bullet"/>
-      <w:lvlText w:val=" "/>
-      <w:lvlJc w:val="left"/>
-      <w:pPr>
-        <w:tabs>
-          <w:tab w:val="num" w:pos="1440"/>
-        </w:tabs>
-        <w:ind w:left="1920" w:hanging="480"/>
-      </w:pPr>
-    </w:lvl>
-    <w:lvl w:ilvl="3">
-      <w:numFmt w:val="bullet"/>
-      <w:lvlText w:val=" "/>
-      <w:lvlJc w:val="left"/>
-      <w:pPr>
-        <w:tabs>
-          <w:tab w:val="num" w:pos="2160"/>
-        </w:tabs>
-        <w:ind w:left="2640" w:hanging="480"/>
-      </w:pPr>
-    </w:lvl>
-    <w:lvl w:ilvl="4">
-      <w:numFmt w:val="bullet"/>
-      <w:lvlText w:val=" "/>
-      <w:lvlJc w:val="left"/>
-      <w:pPr>
-        <w:tabs>
-          <w:tab w:val="num" w:pos="2880"/>
-        </w:tabs>
-        <w:ind w:left="3360" w:hanging="480"/>
-      </w:pPr>
-    </w:lvl>
-    <w:lvl w:ilvl="5">
-      <w:numFmt w:val="bullet"/>
-      <w:lvlText w:val=" "/>
-      <w:lvlJc w:val="left"/>
-      <w:pPr>
-        <w:tabs>
-          <w:tab w:val="num" w:pos="3600"/>
-        </w:tabs>
-        <w:ind w:left="4080" w:hanging="480"/>
-      </w:pPr>
-    </w:lvl>
-    <w:lvl w:ilvl="6">
-      <w:numFmt w:val="bullet"/>
-      <w:lvlText w:val=" "/>
-      <w:lvlJc w:val="left"/>
-      <w:pPr>
-        <w:tabs>
-          <w:tab w:val="num" w:pos="4320"/>
-        </w:tabs>
-        <w:ind w:left="4800" w:hanging="480"/>
-      </w:pPr>
-    </w:lvl>
-    <w:lvl w:ilvl="7">
-      <w:numFmt w:val="bullet"/>
-      <w:lvlText w:val=" "/>
-      <w:lvlJc w:val="left"/>
-      <w:pPr>
-        <w:tabs>
-          <w:tab w:val="num" w:pos="5040"/>
-        </w:tabs>
-        <w:ind w:left="5520" w:hanging="480"/>
-      </w:pPr>
-    </w:lvl>
-    <w:lvl w:ilvl="8">
-      <w:numFmt w:val="bullet"/>
-      <w:lvlText w:val=" "/>
-      <w:lvlJc w:val="left"/>
-      <w:pPr>
-        <w:tabs>
-          <w:tab w:val="num" w:pos="5760"/>
-        </w:tabs>
-        <w:ind w:left="6240" w:hanging="480"/>
-      </w:pPr>
-    </w:lvl>
-  </w:abstractNum>
-  <w:num w:numId="1" w16cid:durableId="1026640945">
-    <w:abstractNumId w:val="2"/>
-  </w:num>
-  <w:num w:numId="2" w16cid:durableId="1778259439">
+  <w:num w16cid:durableId="1026640945" w:numId="1">
     <w:abstractNumId w:val="0"/>
   </w:num>
-  <w:num w:numId="3" w16cid:durableId="405497043">
-    <w:abstractNumId w:val="1"/>
+  <w:num w:numId="1000">
+    <w:abstractNumId w:val="990"/>
   </w:num>
-  <w:num w:numId="4" w16cid:durableId="264457256">
-    <w:abstractNumId w:val="1"/>
+  <w:num w:numId="1001">
+    <w:abstractNumId w:val="991"/>
   </w:num>
-  <w:num w:numId="5" w16cid:durableId="1766877519">
-    <w:abstractNumId w:val="1"/>
+  <w:num w:numId="1002">
+    <w:abstractNumId w:val="991"/>
   </w:num>
-  <w:num w:numId="6" w16cid:durableId="1749231390">
-    <w:abstractNumId w:val="1"/>
+  <w:num w:numId="1003">
+    <w:abstractNumId w:val="991"/>
   </w:num>
-  <w:num w:numId="7" w16cid:durableId="1598442430">
-    <w:abstractNumId w:val="1"/>
+  <w:num w:numId="1004">
+    <w:abstractNumId w:val="991"/>
   </w:num>
-  <w:num w:numId="8" w16cid:durableId="1702515503">
-    <w:abstractNumId w:val="1"/>
+  <w:num w:numId="1005">
+    <w:abstractNumId w:val="991"/>
   </w:num>
-  <w:num w:numId="9" w16cid:durableId="1390765450">
-    <w:abstractNumId w:val="1"/>
+  <w:num w:numId="1006">
+    <w:abstractNumId w:val="991"/>
   </w:num>
-  <w:num w:numId="10" w16cid:durableId="296648153">
-    <w:abstractNumId w:val="1"/>
+  <w:num w:numId="1007">
+    <w:abstractNumId w:val="991"/>
   </w:num>
-  <w:num w:numId="11" w16cid:durableId="1575159692">
-    <w:abstractNumId w:val="1"/>
+  <w:num w:numId="1008">
+    <w:abstractNumId w:val="991"/>
   </w:num>
-  <w:num w:numId="12" w16cid:durableId="206646515">
-    <w:abstractNumId w:val="1"/>
+  <w:num w:numId="1009">
+    <w:abstractNumId w:val="991"/>
   </w:num>
-  <w:num w:numId="13" w16cid:durableId="1543712083">
-    <w:abstractNumId w:val="1"/>
+  <w:num w:numId="1010">
+    <w:abstractNumId w:val="991"/>
   </w:num>
-  <w:num w:numId="14" w16cid:durableId="1658613028">
-    <w:abstractNumId w:val="1"/>
+  <w:num w:numId="1011">
+    <w:abstractNumId w:val="991"/>
   </w:num>
 </w:numbering>
 </file>
 
 <file path=word/styles.xml><?xml version="1.0" encoding="utf-8"?>
-<w:styles xmlns:mc="http://schemas.openxmlformats.org/markup-compatibility/2006" xmlns:r="http://schemas.openxmlformats.org/officeDocument/2006/relationships" xmlns:w="http://schemas.openxmlformats.org/wordprocessingml/2006/main" xmlns:w14="http://schemas.microsoft.com/office/word/2010/wordml" xmlns:w15="http://schemas.microsoft.com/office/word/2012/wordml" xmlns:w16cex="http://schemas.microsoft.com/office/word/2018/wordml/cex" xmlns:w16cid="http://schemas.microsoft.com/office/word/2016/wordml/cid" xmlns:w16="http://schemas.microsoft.com/office/word/2018/wordml" xmlns:w16du="http://schemas.microsoft.com/office/word/2023/wordml/word16du" xmlns:w16sdtdh="http://schemas.microsoft.com/office/word/2020/wordml/sdtdatahash" xmlns:w16sdtfl="http://schemas.microsoft.com/office/word/2024/wordml/sdtformatlock" xmlns:w16se="http://schemas.microsoft.com/office/word/2015/wordml/symex" mc:Ignorable="w14 w15 w16se w16cid w16 w16cex w16sdtdh w16sdtfl w16du">
+<w:styles xmlns:mc="http://schemas.openxmlformats.org/markup-compatibility/2006" xmlns:r="http://schemas.openxmlformats.org/officeDocument/2006/relationships" xmlns:w="http://schemas.openxmlformats.org/wordprocessingml/2006/main" xmlns:w14="http://schemas.microsoft.com/office/word/2010/wordml" xmlns:w15="http://schemas.microsoft.com/office/word/2012/wordml" xmlns:w16="http://schemas.microsoft.com/office/word/2018/wordml" xmlns:w16cex="http://schemas.microsoft.com/office/word/2018/wordml/cex" xmlns:w16cid="http://schemas.microsoft.com/office/word/2016/wordml/cid" xmlns:w16du="http://schemas.microsoft.com/office/word/2023/wordml/word16du" xmlns:w16sdtdh="http://schemas.microsoft.com/office/word/2020/wordml/sdtdatahash" xmlns:w16sdtfl="http://schemas.microsoft.com/office/word/2024/wordml/sdtformatlock" xmlns:w16se="http://schemas.microsoft.com/office/word/2015/wordml/symex" mc:Ignorable="w14 w15 w16se w16cid w16 w16cex w16sdtdh w16sdtfl w16du">
   <w:docDefaults>
     <w:rPrDefault>
       <w:rPr>
-        <w:rFonts w:asciiTheme="minorHAnsi" w:eastAsiaTheme="minorEastAsia" w:hAnsiTheme="minorHAnsi" w:cstheme="minorBidi"/>
+        <w:rFonts w:asciiTheme="minorHAnsi" w:cstheme="minorBidi" w:eastAsiaTheme="minorEastAsia" w:hAnsiTheme="minorHAnsi"/>
         <w:sz w:val="24"/>
         <w:szCs w:val="24"/>
-        <w:lang w:val="en" w:eastAsia="zh-CN" w:bidi="ar-SA"/>
+        <w:lang w:bidi="ar-SA" w:eastAsia="zh-CN" w:val="en"/>
       </w:rPr>
     </w:rPrDefault>
     <w:pPrDefault>
@@ -1426,7 +1531,7 @@
       </w:pPr>
     </w:pPrDefault>
   </w:docDefaults>
-  <w:latentStyles w:defLockedState="0" w:defUIPriority="0" w:defSemiHidden="0" w:defUnhideWhenUsed="0" w:defQFormat="0" w:count="376">
+  <w:latentStyles w:count="376" w:defLockedState="0" w:defQFormat="0" w:defSemiHidden="0" w:defUIPriority="0" w:defUnhideWhenUsed="0">
     <w:lsdException w:name="Normal Table" w:semiHidden="1" w:unhideWhenUsed="1"/>
     <w:lsdException w:name="Table Simple 1" w:semiHidden="1" w:unhideWhenUsed="1"/>
     <w:lsdException w:name="Table Simple 2" w:semiHidden="1" w:unhideWhenUsed="1"/>
@@ -1670,11 +1775,11 @@
     <w:lsdException w:name="Unresolved Mention" w:semiHidden="1" w:uiPriority="99" w:unhideWhenUsed="1"/>
     <w:lsdException w:name="Smart Link" w:semiHidden="1" w:uiPriority="99" w:unhideWhenUsed="1"/>
   </w:latentStyles>
-  <w:style w:type="paragraph" w:default="1" w:styleId="Normal">
+  <w:style w:default="1" w:styleId="Normal" w:type="paragraph">
     <w:name w:val="Normal"/>
     <w:qFormat/>
   </w:style>
-  <w:style w:type="paragraph" w:styleId="Heading1">
+  <w:style w:styleId="Heading1" w:type="paragraph">
     <w:name w:val="heading 1"/>
     <w:basedOn w:val="Normal"/>
     <w:next w:val="BodyText"/>
@@ -1685,17 +1790,17 @@
     <w:pPr>
       <w:keepNext/>
       <w:keepLines/>
-      <w:spacing w:before="360" w:after="80"/>
+      <w:spacing w:after="80" w:before="360"/>
       <w:outlineLvl w:val="0"/>
     </w:pPr>
     <w:rPr>
-      <w:rFonts w:asciiTheme="majorHAnsi" w:eastAsiaTheme="majorEastAsia" w:hAnsiTheme="majorHAnsi" w:cstheme="majorBidi"/>
-      <w:color w:val="0F4761" w:themeColor="accent1" w:themeShade="BF"/>
+      <w:rFonts w:asciiTheme="majorHAnsi" w:cstheme="majorBidi" w:eastAsiaTheme="majorEastAsia" w:hAnsiTheme="majorHAnsi"/>
+      <w:color w:themeColor="accent1" w:themeShade="BF" w:val="0F4761"/>
       <w:sz w:val="40"/>
       <w:szCs w:val="40"/>
     </w:rPr>
   </w:style>
-  <w:style w:type="paragraph" w:styleId="Heading2">
+  <w:style w:styleId="Heading2" w:type="paragraph">
     <w:name w:val="heading 2"/>
     <w:basedOn w:val="Normal"/>
     <w:next w:val="BodyText"/>
@@ -1708,19 +1813,19 @@
     <w:pPr>
       <w:keepNext/>
       <w:keepLines/>
-      <w:spacing w:before="80" w:after="60"/>
+      <w:spacing w:after="60" w:before="80"/>
       <w:outlineLvl w:val="1"/>
     </w:pPr>
     <w:rPr>
-      <w:rFonts w:ascii="Arial Black" w:eastAsiaTheme="majorEastAsia" w:hAnsi="Arial Black" w:cs="Times New Roman (Headings CS)"/>
+      <w:rFonts w:ascii="Arial Black" w:cs="Times New Roman (Headings CS)" w:eastAsiaTheme="majorEastAsia" w:hAnsi="Arial Black"/>
       <w:b/>
       <w:caps/>
-      <w:color w:val="0F4761" w:themeColor="accent1" w:themeShade="BF"/>
+      <w:color w:themeColor="accent1" w:themeShade="BF" w:val="0F4761"/>
       <w:sz w:val="22"/>
       <w:szCs w:val="32"/>
     </w:rPr>
   </w:style>
-  <w:style w:type="paragraph" w:styleId="Heading3">
+  <w:style w:styleId="Heading3" w:type="paragraph">
     <w:name w:val="heading 3"/>
     <w:basedOn w:val="Normal"/>
     <w:next w:val="BodyText"/>
@@ -1733,18 +1838,18 @@
     <w:pPr>
       <w:keepNext/>
       <w:keepLines/>
-      <w:spacing w:before="40" w:after="40"/>
+      <w:spacing w:after="40" w:before="40"/>
       <w:outlineLvl w:val="2"/>
     </w:pPr>
     <w:rPr>
-      <w:rFonts w:ascii="Lucida Grande" w:eastAsiaTheme="majorEastAsia" w:hAnsi="Lucida Grande" w:cstheme="majorBidi"/>
+      <w:rFonts w:ascii="Lucida Grande" w:cstheme="majorBidi" w:eastAsiaTheme="majorEastAsia" w:hAnsi="Lucida Grande"/>
       <w:b/>
-      <w:color w:val="0F4761" w:themeColor="accent1" w:themeShade="BF"/>
+      <w:color w:themeColor="accent1" w:themeShade="BF" w:val="0F4761"/>
       <w:sz w:val="20"/>
       <w:szCs w:val="28"/>
     </w:rPr>
   </w:style>
-  <w:style w:type="paragraph" w:styleId="Heading4">
+  <w:style w:styleId="Heading4" w:type="paragraph">
     <w:name w:val="heading 4"/>
     <w:basedOn w:val="Normal"/>
     <w:next w:val="BodyText"/>
@@ -1757,18 +1862,18 @@
     <w:pPr>
       <w:keepNext/>
       <w:keepLines/>
-      <w:spacing w:before="140" w:after="40"/>
+      <w:spacing w:after="40" w:before="140"/>
       <w:outlineLvl w:val="3"/>
     </w:pPr>
     <w:rPr>
-      <w:rFonts w:ascii="Lucida Grande" w:eastAsiaTheme="majorEastAsia" w:hAnsi="Lucida Grande" w:cstheme="majorBidi"/>
+      <w:rFonts w:ascii="Lucida Grande" w:cstheme="majorBidi" w:eastAsiaTheme="majorEastAsia" w:hAnsi="Lucida Grande"/>
       <w:i/>
       <w:iCs/>
-      <w:color w:val="0F4761" w:themeColor="accent1" w:themeShade="BF"/>
+      <w:color w:themeColor="accent1" w:themeShade="BF" w:val="0F4761"/>
       <w:sz w:val="16"/>
     </w:rPr>
   </w:style>
-  <w:style w:type="paragraph" w:styleId="Heading5">
+  <w:style w:styleId="Heading5" w:type="paragraph">
     <w:name w:val="heading 5"/>
     <w:basedOn w:val="Normal"/>
     <w:next w:val="BodyText"/>
@@ -1781,15 +1886,15 @@
     <w:pPr>
       <w:keepNext/>
       <w:keepLines/>
-      <w:spacing w:before="80" w:after="40"/>
+      <w:spacing w:after="40" w:before="80"/>
       <w:outlineLvl w:val="4"/>
     </w:pPr>
     <w:rPr>
-      <w:rFonts w:eastAsiaTheme="majorEastAsia" w:cstheme="majorBidi"/>
-      <w:color w:val="0F4761" w:themeColor="accent1" w:themeShade="BF"/>
-    </w:rPr>
-  </w:style>
-  <w:style w:type="paragraph" w:styleId="Heading6">
+      <w:rFonts w:cstheme="majorBidi" w:eastAsiaTheme="majorEastAsia"/>
+      <w:color w:themeColor="accent1" w:themeShade="BF" w:val="0F4761"/>
+    </w:rPr>
+  </w:style>
+  <w:style w:styleId="Heading6" w:type="paragraph">
     <w:name w:val="heading 6"/>
     <w:basedOn w:val="Normal"/>
     <w:next w:val="BodyText"/>
@@ -1802,17 +1907,17 @@
     <w:pPr>
       <w:keepNext/>
       <w:keepLines/>
-      <w:spacing w:before="40" w:after="0"/>
+      <w:spacing w:after="0" w:before="40"/>
       <w:outlineLvl w:val="5"/>
     </w:pPr>
     <w:rPr>
-      <w:rFonts w:eastAsiaTheme="majorEastAsia" w:cstheme="majorBidi"/>
+      <w:rFonts w:cstheme="majorBidi" w:eastAsiaTheme="majorEastAsia"/>
       <w:i/>
       <w:iCs/>
-      <w:color w:val="595959" w:themeColor="text1" w:themeTint="A6"/>
-    </w:rPr>
-  </w:style>
-  <w:style w:type="paragraph" w:styleId="Heading7">
+      <w:color w:themeColor="text1" w:themeTint="A6" w:val="595959"/>
+    </w:rPr>
+  </w:style>
+  <w:style w:styleId="Heading7" w:type="paragraph">
     <w:name w:val="heading 7"/>
     <w:basedOn w:val="Normal"/>
     <w:next w:val="BodyText"/>
@@ -1825,15 +1930,15 @@
     <w:pPr>
       <w:keepNext/>
       <w:keepLines/>
-      <w:spacing w:before="40" w:after="0"/>
+      <w:spacing w:after="0" w:before="40"/>
       <w:outlineLvl w:val="6"/>
     </w:pPr>
     <w:rPr>
-      <w:rFonts w:eastAsiaTheme="majorEastAsia" w:cstheme="majorBidi"/>
-      <w:color w:val="595959" w:themeColor="text1" w:themeTint="A6"/>
-    </w:rPr>
-  </w:style>
-  <w:style w:type="paragraph" w:styleId="Heading8">
+      <w:rFonts w:cstheme="majorBidi" w:eastAsiaTheme="majorEastAsia"/>
+      <w:color w:themeColor="text1" w:themeTint="A6" w:val="595959"/>
+    </w:rPr>
+  </w:style>
+  <w:style w:styleId="Heading8" w:type="paragraph">
     <w:name w:val="heading 8"/>
     <w:basedOn w:val="Normal"/>
     <w:next w:val="BodyText"/>
@@ -1850,13 +1955,13 @@
       <w:outlineLvl w:val="7"/>
     </w:pPr>
     <w:rPr>
-      <w:rFonts w:eastAsiaTheme="majorEastAsia" w:cstheme="majorBidi"/>
+      <w:rFonts w:cstheme="majorBidi" w:eastAsiaTheme="majorEastAsia"/>
       <w:i/>
       <w:iCs/>
-      <w:color w:val="272727" w:themeColor="text1" w:themeTint="D8"/>
-    </w:rPr>
-  </w:style>
-  <w:style w:type="paragraph" w:styleId="Heading9">
+      <w:color w:themeColor="text1" w:themeTint="D8" w:val="272727"/>
+    </w:rPr>
+  </w:style>
+  <w:style w:styleId="Heading9" w:type="paragraph">
     <w:name w:val="heading 9"/>
     <w:basedOn w:val="Normal"/>
     <w:next w:val="BodyText"/>
@@ -1873,97 +1978,102 @@
       <w:outlineLvl w:val="8"/>
     </w:pPr>
     <w:rPr>
-      <w:rFonts w:eastAsiaTheme="majorEastAsia" w:cstheme="majorBidi"/>
-      <w:color w:val="272727" w:themeColor="text1" w:themeTint="D8"/>
-    </w:rPr>
-  </w:style>
-  <w:style w:type="character" w:default="1" w:styleId="DefaultParagraphFont">
+      <w:rFonts w:cstheme="majorBidi" w:eastAsiaTheme="majorEastAsia"/>
+      <w:color w:themeColor="text1" w:themeTint="D8" w:val="272727"/>
+    </w:rPr>
+  </w:style>
+  <w:style w:default="1" w:styleId="DefaultParagraphFont" w:type="character">
     <w:name w:val="Default Paragraph Font"/>
     <w:uiPriority w:val="1"/>
     <w:semiHidden/>
     <w:unhideWhenUsed/>
   </w:style>
-  <w:style w:type="table" w:default="1" w:styleId="TableNormal">
+  <w:style w:default="1" w:styleId="TableNormal" w:type="table">
     <w:name w:val="Normal Table"/>
     <w:uiPriority w:val="99"/>
     <w:semiHidden/>
     <w:unhideWhenUsed/>
     <w:tblPr>
-      <w:tblInd w:w="0" w:type="dxa"/>
+      <w:tblInd w:type="dxa" w:w="0"/>
       <w:tblCellMar>
-        <w:top w:w="0" w:type="dxa"/>
-        <w:left w:w="108" w:type="dxa"/>
-        <w:bottom w:w="0" w:type="dxa"/>
-        <w:right w:w="108" w:type="dxa"/>
+        <w:top w:type="dxa" w:w="0"/>
+        <w:left w:type="dxa" w:w="108"/>
+        <w:bottom w:type="dxa" w:w="0"/>
+        <w:right w:type="dxa" w:w="108"/>
       </w:tblCellMar>
     </w:tblPr>
   </w:style>
-  <w:style w:type="numbering" w:default="1" w:styleId="NoList">
+  <w:style w:default="1" w:styleId="NoList" w:type="numbering">
     <w:name w:val="No List"/>
     <w:uiPriority w:val="99"/>
     <w:semiHidden/>
     <w:unhideWhenUsed/>
   </w:style>
-  <w:style w:type="paragraph" w:styleId="BodyText">
+  <w:style w:styleId="BodyText" w:type="paragraph">
     <w:name w:val="Body Text"/>
     <w:basedOn w:val="Normal"/>
     <w:qFormat/>
     <w:rsid w:val="007F55F3"/>
     <w:pPr>
-      <w:spacing w:before="60" w:after="60"/>
+      <w:spacing w:after="60" w:before="60"/>
     </w:pPr>
     <w:rPr>
       <w:rFonts w:ascii="Lucida Grande" w:hAnsi="Lucida Grande"/>
       <w:sz w:val="20"/>
     </w:rPr>
   </w:style>
-  <w:style w:type="paragraph" w:customStyle="1" w:styleId="FirstParagraph">
+  <w:style w:customStyle="1" w:styleId="FirstParagraph" w:type="paragraph">
     <w:name w:val="First Paragraph"/>
     <w:basedOn w:val="BodyText"/>
     <w:next w:val="BodyText"/>
     <w:qFormat/>
     <w:rsid w:val="007F55F3"/>
   </w:style>
-  <w:style w:type="paragraph" w:customStyle="1" w:styleId="Compact">
+  <w:style w:customStyle="1" w:styleId="Compact" w:type="paragraph">
     <w:name w:val="Compact"/>
     <w:basedOn w:val="BodyText"/>
     <w:qFormat/>
     <w:pPr>
-      <w:spacing w:before="36" w:after="36"/>
+      <w:spacing w:after="36" w:before="36"/>
     </w:pPr>
   </w:style>
-  <w:style w:type="paragraph" w:styleId="Title">
+  <w:style w:styleId="Title" w:type="paragraph">
     <w:name w:val="Title"/>
     <w:basedOn w:val="Normal"/>
     <w:next w:val="BodyText"/>
     <w:link w:val="TitleChar"/>
     <w:uiPriority w:val="10"/>
     <w:qFormat/>
-    <w:rsid w:val="00A10FD9"/>
+    <w:rsid w:val="009C5304"/>
     <w:pPr>
       <w:spacing w:after="80"/>
       <w:contextualSpacing/>
-      <w:jc w:val="center"/>
     </w:pPr>
     <w:rPr>
-      <w:rFonts w:asciiTheme="majorHAnsi" w:eastAsiaTheme="majorEastAsia" w:hAnsiTheme="majorHAnsi" w:cstheme="majorBidi"/>
-      <w:sz w:val="56"/>
+      <w:rFonts w:ascii="Arial Black" w:cs="Times New Roman (Headings CS)" w:eastAsiaTheme="majorEastAsia" w:hAnsi="Arial Black"/>
+      <w:b/>
+      <w:caps/>
+      <w:color w:themeColor="accent1" w:themeShade="BF" w:val="0F4761"/>
+      <w:sz w:val="32"/>
       <w:szCs w:val="56"/>
     </w:rPr>
   </w:style>
-  <w:style w:type="character" w:customStyle="1" w:styleId="TitleChar">
+  <w:style w:customStyle="1" w:styleId="TitleChar" w:type="character">
     <w:name w:val="Title Char"/>
     <w:basedOn w:val="DefaultParagraphFont"/>
     <w:link w:val="Title"/>
     <w:uiPriority w:val="10"/>
-    <w:rsid w:val="00A10FD9"/>
-    <w:rPr>
-      <w:rFonts w:asciiTheme="majorHAnsi" w:eastAsiaTheme="majorEastAsia" w:hAnsiTheme="majorHAnsi" w:cstheme="majorBidi"/>
-      <w:sz w:val="56"/>
+    <w:rsid w:val="009C5304"/>
+    <w:rPr>
+      <w:rFonts w:ascii="Arial Black" w:cs="Times New Roman (Headings CS)" w:eastAsiaTheme="majorEastAsia" w:hAnsi="Arial Black"/>
+      <w:b/>
+      <w:caps/>
+      <w:color w:themeColor="accent1" w:themeShade="BF" w:val="0F4761"/>
+      <w:sz w:val="32"/>
       <w:szCs w:val="56"/>
     </w:rPr>
   </w:style>
-  <w:style w:type="paragraph" w:styleId="Subtitle">
+  <w:style w:styleId="Subtitle" w:type="paragraph">
     <w:name w:val="Subtitle"/>
     <w:basedOn w:val="Title"/>
     <w:next w:val="BodyText"/>
@@ -1978,25 +2088,24 @@
     </w:pPr>
     <w:rPr>
       <w:spacing w:val="15"/>
-      <w:sz w:val="28"/>
       <w:szCs w:val="28"/>
     </w:rPr>
   </w:style>
-  <w:style w:type="character" w:customStyle="1" w:styleId="SubtitleChar">
+  <w:style w:customStyle="1" w:styleId="SubtitleChar" w:type="character">
     <w:name w:val="Subtitle Char"/>
     <w:basedOn w:val="DefaultParagraphFont"/>
     <w:link w:val="Subtitle"/>
     <w:uiPriority w:val="11"/>
     <w:rsid w:val="00A10FD9"/>
     <w:rPr>
-      <w:rFonts w:eastAsiaTheme="majorEastAsia" w:cstheme="majorBidi"/>
-      <w:color w:val="595959" w:themeColor="text1" w:themeTint="A6"/>
+      <w:rFonts w:cstheme="majorBidi" w:eastAsiaTheme="majorEastAsia"/>
+      <w:color w:themeColor="text1" w:themeTint="A6" w:val="595959"/>
       <w:spacing w:val="15"/>
       <w:sz w:val="28"/>
       <w:szCs w:val="28"/>
     </w:rPr>
   </w:style>
-  <w:style w:type="paragraph" w:customStyle="1" w:styleId="Author">
+  <w:style w:customStyle="1" w:styleId="Author" w:type="paragraph">
     <w:name w:val="Author"/>
     <w:basedOn w:val="Title"/>
     <w:next w:val="BodyText"/>
@@ -2010,7 +2119,7 @@
       <w:szCs w:val="24"/>
     </w:rPr>
   </w:style>
-  <w:style w:type="paragraph" w:styleId="Date">
+  <w:style w:styleId="Date" w:type="paragraph">
     <w:name w:val="Date"/>
     <w:basedOn w:val="Title"/>
     <w:next w:val="BodyText"/>
@@ -2024,7 +2133,7 @@
       <w:szCs w:val="24"/>
     </w:rPr>
   </w:style>
-  <w:style w:type="paragraph" w:customStyle="1" w:styleId="AbstractTitle">
+  <w:style w:customStyle="1" w:styleId="AbstractTitle" w:type="paragraph">
     <w:name w:val="Abstract Title"/>
     <w:basedOn w:val="Normal"/>
     <w:next w:val="Abstract"/>
@@ -2032,7 +2141,7 @@
     <w:pPr>
       <w:keepNext/>
       <w:keepLines/>
-      <w:spacing w:before="300" w:after="0"/>
+      <w:spacing w:after="0" w:before="300"/>
       <w:jc w:val="center"/>
     </w:pPr>
     <w:rPr>
@@ -2041,7 +2150,7 @@
       <w:szCs w:val="20"/>
     </w:rPr>
   </w:style>
-  <w:style w:type="paragraph" w:customStyle="1" w:styleId="Abstract">
+  <w:style w:customStyle="1" w:styleId="Abstract" w:type="paragraph">
     <w:name w:val="Abstract"/>
     <w:basedOn w:val="Normal"/>
     <w:next w:val="BodyText"/>
@@ -2049,32 +2158,32 @@
     <w:pPr>
       <w:keepNext/>
       <w:keepLines/>
-      <w:spacing w:before="100" w:after="300"/>
+      <w:spacing w:after="300" w:before="100"/>
     </w:pPr>
     <w:rPr>
       <w:sz w:val="20"/>
       <w:szCs w:val="20"/>
     </w:rPr>
   </w:style>
-  <w:style w:type="paragraph" w:styleId="Bibliography">
+  <w:style w:styleId="Bibliography" w:type="paragraph">
     <w:name w:val="Bibliography"/>
     <w:basedOn w:val="Normal"/>
     <w:qFormat/>
   </w:style>
-  <w:style w:type="character" w:customStyle="1" w:styleId="Heading1Char">
+  <w:style w:customStyle="1" w:styleId="Heading1Char" w:type="character">
     <w:name w:val="Heading 1 Char"/>
     <w:basedOn w:val="DefaultParagraphFont"/>
     <w:link w:val="Heading1"/>
     <w:uiPriority w:val="9"/>
     <w:rsid w:val="00A10FD9"/>
     <w:rPr>
-      <w:rFonts w:asciiTheme="majorHAnsi" w:eastAsiaTheme="majorEastAsia" w:hAnsiTheme="majorHAnsi" w:cstheme="majorBidi"/>
-      <w:color w:val="0F4761" w:themeColor="accent1" w:themeShade="BF"/>
+      <w:rFonts w:asciiTheme="majorHAnsi" w:cstheme="majorBidi" w:eastAsiaTheme="majorEastAsia" w:hAnsiTheme="majorHAnsi"/>
+      <w:color w:themeColor="accent1" w:themeShade="BF" w:val="0F4761"/>
       <w:sz w:val="40"/>
       <w:szCs w:val="40"/>
     </w:rPr>
   </w:style>
-  <w:style w:type="character" w:customStyle="1" w:styleId="Heading2Char">
+  <w:style w:customStyle="1" w:styleId="Heading2Char" w:type="character">
     <w:name w:val="Heading 2 Char"/>
     <w:basedOn w:val="DefaultParagraphFont"/>
     <w:link w:val="Heading2"/>
@@ -2082,15 +2191,15 @@
     <w:semiHidden/>
     <w:rsid w:val="009C6AE3"/>
     <w:rPr>
-      <w:rFonts w:ascii="Arial Black" w:eastAsiaTheme="majorEastAsia" w:hAnsi="Arial Black" w:cs="Times New Roman (Headings CS)"/>
+      <w:rFonts w:ascii="Arial Black" w:cs="Times New Roman (Headings CS)" w:eastAsiaTheme="majorEastAsia" w:hAnsi="Arial Black"/>
       <w:b/>
       <w:caps/>
-      <w:color w:val="0F4761" w:themeColor="accent1" w:themeShade="BF"/>
+      <w:color w:themeColor="accent1" w:themeShade="BF" w:val="0F4761"/>
       <w:sz w:val="22"/>
       <w:szCs w:val="32"/>
     </w:rPr>
   </w:style>
-  <w:style w:type="character" w:customStyle="1" w:styleId="Heading3Char">
+  <w:style w:customStyle="1" w:styleId="Heading3Char" w:type="character">
     <w:name w:val="Heading 3 Char"/>
     <w:basedOn w:val="DefaultParagraphFont"/>
     <w:link w:val="Heading3"/>
@@ -2098,14 +2207,14 @@
     <w:semiHidden/>
     <w:rsid w:val="00FB339D"/>
     <w:rPr>
-      <w:rFonts w:ascii="Lucida Grande" w:eastAsiaTheme="majorEastAsia" w:hAnsi="Lucida Grande" w:cstheme="majorBidi"/>
+      <w:rFonts w:ascii="Lucida Grande" w:cstheme="majorBidi" w:eastAsiaTheme="majorEastAsia" w:hAnsi="Lucida Grande"/>
       <w:b/>
-      <w:color w:val="0F4761" w:themeColor="accent1" w:themeShade="BF"/>
+      <w:color w:themeColor="accent1" w:themeShade="BF" w:val="0F4761"/>
       <w:sz w:val="20"/>
       <w:szCs w:val="28"/>
     </w:rPr>
   </w:style>
-  <w:style w:type="character" w:customStyle="1" w:styleId="Heading4Char">
+  <w:style w:customStyle="1" w:styleId="Heading4Char" w:type="character">
     <w:name w:val="Heading 4 Char"/>
     <w:basedOn w:val="DefaultParagraphFont"/>
     <w:link w:val="Heading4"/>
@@ -2113,14 +2222,14 @@
     <w:semiHidden/>
     <w:rsid w:val="009C6AE3"/>
     <w:rPr>
-      <w:rFonts w:ascii="Lucida Grande" w:eastAsiaTheme="majorEastAsia" w:hAnsi="Lucida Grande" w:cstheme="majorBidi"/>
+      <w:rFonts w:ascii="Lucida Grande" w:cstheme="majorBidi" w:eastAsiaTheme="majorEastAsia" w:hAnsi="Lucida Grande"/>
       <w:i/>
       <w:iCs/>
-      <w:color w:val="0F4761" w:themeColor="accent1" w:themeShade="BF"/>
+      <w:color w:themeColor="accent1" w:themeShade="BF" w:val="0F4761"/>
       <w:sz w:val="16"/>
     </w:rPr>
   </w:style>
-  <w:style w:type="character" w:customStyle="1" w:styleId="Heading5Char">
+  <w:style w:customStyle="1" w:styleId="Heading5Char" w:type="character">
     <w:name w:val="Heading 5 Char"/>
     <w:basedOn w:val="DefaultParagraphFont"/>
     <w:link w:val="Heading5"/>
@@ -2128,11 +2237,11 @@
     <w:semiHidden/>
     <w:rsid w:val="00A10FD9"/>
     <w:rPr>
-      <w:rFonts w:eastAsiaTheme="majorEastAsia" w:cstheme="majorBidi"/>
-      <w:color w:val="0F4761" w:themeColor="accent1" w:themeShade="BF"/>
-    </w:rPr>
-  </w:style>
-  <w:style w:type="character" w:customStyle="1" w:styleId="Heading6Char">
+      <w:rFonts w:cstheme="majorBidi" w:eastAsiaTheme="majorEastAsia"/>
+      <w:color w:themeColor="accent1" w:themeShade="BF" w:val="0F4761"/>
+    </w:rPr>
+  </w:style>
+  <w:style w:customStyle="1" w:styleId="Heading6Char" w:type="character">
     <w:name w:val="Heading 6 Char"/>
     <w:basedOn w:val="DefaultParagraphFont"/>
     <w:link w:val="Heading6"/>
@@ -2140,13 +2249,13 @@
     <w:semiHidden/>
     <w:rsid w:val="00A10FD9"/>
     <w:rPr>
-      <w:rFonts w:eastAsiaTheme="majorEastAsia" w:cstheme="majorBidi"/>
+      <w:rFonts w:cstheme="majorBidi" w:eastAsiaTheme="majorEastAsia"/>
       <w:i/>
       <w:iCs/>
-      <w:color w:val="595959" w:themeColor="text1" w:themeTint="A6"/>
-    </w:rPr>
-  </w:style>
-  <w:style w:type="character" w:customStyle="1" w:styleId="Heading7Char">
+      <w:color w:themeColor="text1" w:themeTint="A6" w:val="595959"/>
+    </w:rPr>
+  </w:style>
+  <w:style w:customStyle="1" w:styleId="Heading7Char" w:type="character">
     <w:name w:val="Heading 7 Char"/>
     <w:basedOn w:val="DefaultParagraphFont"/>
     <w:link w:val="Heading7"/>
@@ -2154,11 +2263,11 @@
     <w:semiHidden/>
     <w:rsid w:val="00A10FD9"/>
     <w:rPr>
-      <w:rFonts w:eastAsiaTheme="majorEastAsia" w:cstheme="majorBidi"/>
-      <w:color w:val="595959" w:themeColor="text1" w:themeTint="A6"/>
-    </w:rPr>
-  </w:style>
-  <w:style w:type="character" w:customStyle="1" w:styleId="Heading8Char">
+      <w:rFonts w:cstheme="majorBidi" w:eastAsiaTheme="majorEastAsia"/>
+      <w:color w:themeColor="text1" w:themeTint="A6" w:val="595959"/>
+    </w:rPr>
+  </w:style>
+  <w:style w:customStyle="1" w:styleId="Heading8Char" w:type="character">
     <w:name w:val="Heading 8 Char"/>
     <w:basedOn w:val="DefaultParagraphFont"/>
     <w:link w:val="Heading8"/>
@@ -2166,13 +2275,13 @@
     <w:semiHidden/>
     <w:rsid w:val="00A10FD9"/>
     <w:rPr>
-      <w:rFonts w:eastAsiaTheme="majorEastAsia" w:cstheme="majorBidi"/>
+      <w:rFonts w:cstheme="majorBidi" w:eastAsiaTheme="majorEastAsia"/>
       <w:i/>
       <w:iCs/>
-      <w:color w:val="272727" w:themeColor="text1" w:themeTint="D8"/>
-    </w:rPr>
-  </w:style>
-  <w:style w:type="character" w:customStyle="1" w:styleId="Heading9Char">
+      <w:color w:themeColor="text1" w:themeTint="D8" w:val="272727"/>
+    </w:rPr>
+  </w:style>
+  <w:style w:customStyle="1" w:styleId="Heading9Char" w:type="character">
     <w:name w:val="Heading 9 Char"/>
     <w:basedOn w:val="DefaultParagraphFont"/>
     <w:link w:val="Heading9"/>
@@ -2180,11 +2289,11 @@
     <w:semiHidden/>
     <w:rsid w:val="00A10FD9"/>
     <w:rPr>
-      <w:rFonts w:eastAsiaTheme="majorEastAsia" w:cstheme="majorBidi"/>
-      <w:color w:val="272727" w:themeColor="text1" w:themeTint="D8"/>
-    </w:rPr>
-  </w:style>
-  <w:style w:type="paragraph" w:styleId="BlockText">
+      <w:rFonts w:cstheme="majorBidi" w:eastAsiaTheme="majorEastAsia"/>
+      <w:color w:themeColor="text1" w:themeTint="D8" w:val="272727"/>
+    </w:rPr>
+  </w:style>
+  <w:style w:styleId="BlockText" w:type="paragraph">
     <w:name w:val="Block Text"/>
     <w:basedOn w:val="BodyText"/>
     <w:next w:val="BodyText"/>
@@ -2192,18 +2301,18 @@
     <w:unhideWhenUsed/>
     <w:qFormat/>
     <w:pPr>
-      <w:spacing w:before="100" w:after="100"/>
+      <w:spacing w:after="100" w:before="100"/>
       <w:ind w:left="480" w:right="480"/>
     </w:pPr>
   </w:style>
-  <w:style w:type="paragraph" w:styleId="FootnoteText">
+  <w:style w:styleId="FootnoteText" w:type="paragraph">
     <w:name w:val="footnote text"/>
     <w:basedOn w:val="Normal"/>
     <w:uiPriority w:val="9"/>
     <w:unhideWhenUsed/>
     <w:qFormat/>
   </w:style>
-  <w:style w:type="paragraph" w:customStyle="1" w:styleId="FootnoteBlockText">
+  <w:style w:customStyle="1" w:styleId="FootnoteBlockText" w:type="paragraph">
     <w:name w:val="Footnote Block Text"/>
     <w:basedOn w:val="FootnoteText"/>
     <w:next w:val="FootnoteText"/>
@@ -2211,35 +2320,35 @@
     <w:unhideWhenUsed/>
     <w:qFormat/>
     <w:pPr>
-      <w:spacing w:before="100" w:after="100"/>
+      <w:spacing w:after="100" w:before="100"/>
       <w:ind w:left="480" w:right="480"/>
     </w:pPr>
   </w:style>
-  <w:style w:type="table" w:customStyle="1" w:styleId="Table">
+  <w:style w:customStyle="1" w:styleId="Table" w:type="table">
     <w:name w:val="Table"/>
     <w:semiHidden/>
     <w:unhideWhenUsed/>
     <w:qFormat/>
     <w:tblPr>
-      <w:tblInd w:w="0" w:type="dxa"/>
+      <w:tblInd w:type="dxa" w:w="0"/>
       <w:tblCellMar>
-        <w:top w:w="0" w:type="dxa"/>
-        <w:left w:w="108" w:type="dxa"/>
-        <w:bottom w:w="0" w:type="dxa"/>
-        <w:right w:w="108" w:type="dxa"/>
+        <w:top w:type="dxa" w:w="0"/>
+        <w:left w:type="dxa" w:w="108"/>
+        <w:bottom w:type="dxa" w:w="0"/>
+        <w:right w:type="dxa" w:w="108"/>
       </w:tblCellMar>
     </w:tblPr>
     <w:tblStylePr w:type="firstRow">
       <w:tblPr/>
       <w:tcPr>
         <w:tcBorders>
-          <w:bottom w:val="single" w:sz="0" w:space="0" w:color="auto"/>
+          <w:bottom w:color="auto" w:space="0" w:sz="0" w:val="single"/>
         </w:tcBorders>
         <w:vAlign w:val="bottom"/>
       </w:tcPr>
     </w:tblStylePr>
   </w:style>
-  <w:style w:type="paragraph" w:customStyle="1" w:styleId="DefinitionTerm">
+  <w:style w:customStyle="1" w:styleId="DefinitionTerm" w:type="paragraph">
     <w:name w:val="Definition Term"/>
     <w:basedOn w:val="Normal"/>
     <w:next w:val="Definition"/>
@@ -2252,11 +2361,11 @@
       <w:b/>
     </w:rPr>
   </w:style>
-  <w:style w:type="paragraph" w:customStyle="1" w:styleId="Definition">
+  <w:style w:customStyle="1" w:styleId="Definition" w:type="paragraph">
     <w:name w:val="Definition"/>
     <w:basedOn w:val="Normal"/>
   </w:style>
-  <w:style w:type="paragraph" w:styleId="Caption">
+  <w:style w:styleId="Caption" w:type="paragraph">
     <w:name w:val="caption"/>
     <w:basedOn w:val="Normal"/>
     <w:link w:val="CaptionChar"/>
@@ -2267,61 +2376,60 @@
       <w:i/>
     </w:rPr>
   </w:style>
-  <w:style w:type="paragraph" w:customStyle="1" w:styleId="TableCaption">
+  <w:style w:customStyle="1" w:styleId="TableCaption" w:type="paragraph">
     <w:name w:val="Table Caption"/>
     <w:basedOn w:val="Caption"/>
     <w:pPr>
       <w:keepNext/>
     </w:pPr>
   </w:style>
-  <w:style w:type="paragraph" w:customStyle="1" w:styleId="ImageCaption">
+  <w:style w:customStyle="1" w:styleId="ImageCaption" w:type="paragraph">
     <w:name w:val="Image Caption"/>
     <w:basedOn w:val="Caption"/>
   </w:style>
-  <w:style w:type="paragraph" w:customStyle="1" w:styleId="Figure">
+  <w:style w:customStyle="1" w:styleId="Figure" w:type="paragraph">
     <w:name w:val="Figure"/>
     <w:basedOn w:val="Normal"/>
   </w:style>
-  <w:style w:type="paragraph" w:customStyle="1" w:styleId="CaptionedFigure">
+  <w:style w:customStyle="1" w:styleId="CaptionedFigure" w:type="paragraph">
     <w:name w:val="Captioned Figure"/>
     <w:basedOn w:val="Figure"/>
     <w:pPr>
       <w:keepNext/>
     </w:pPr>
   </w:style>
-  <w:style w:type="character" w:customStyle="1" w:styleId="CaptionChar">
+  <w:style w:customStyle="1" w:styleId="CaptionChar" w:type="character">
     <w:name w:val="Caption Char"/>
     <w:basedOn w:val="DefaultParagraphFont"/>
     <w:link w:val="Caption"/>
   </w:style>
-  <w:style w:type="character" w:customStyle="1" w:styleId="VerbatimChar">
+  <w:style w:customStyle="1" w:styleId="VerbatimChar" w:type="character">
     <w:name w:val="Verbatim Char"/>
     <w:basedOn w:val="CaptionChar"/>
-    <w:link w:val="SourceCode"/>
     <w:rPr>
       <w:rFonts w:ascii="Consolas" w:hAnsi="Consolas"/>
       <w:sz w:val="22"/>
     </w:rPr>
   </w:style>
-  <w:style w:type="character" w:customStyle="1" w:styleId="SectionNumber">
+  <w:style w:customStyle="1" w:styleId="SectionNumber" w:type="character">
     <w:name w:val="Section Number"/>
     <w:basedOn w:val="CaptionChar"/>
   </w:style>
-  <w:style w:type="character" w:styleId="FootnoteReference">
+  <w:style w:styleId="FootnoteReference" w:type="character">
     <w:name w:val="footnote reference"/>
     <w:basedOn w:val="CaptionChar"/>
     <w:rPr>
       <w:vertAlign w:val="superscript"/>
     </w:rPr>
   </w:style>
-  <w:style w:type="character" w:styleId="Hyperlink">
+  <w:style w:styleId="Hyperlink" w:type="character">
     <w:name w:val="Hyperlink"/>
     <w:basedOn w:val="CaptionChar"/>
     <w:rPr>
-      <w:color w:val="156082" w:themeColor="accent1"/>
-    </w:rPr>
-  </w:style>
-  <w:style w:type="paragraph" w:styleId="TOCHeading">
+      <w:color w:themeColor="accent1" w:val="156082"/>
+    </w:rPr>
+  </w:style>
+  <w:style w:styleId="TOCHeading" w:type="paragraph">
     <w:name w:val="TOC Heading"/>
     <w:basedOn w:val="Heading1"/>
     <w:next w:val="BodyText"/>
@@ -2338,323 +2446,261 @@
     <w:basedOn w:val="Normal"/>
     <w:link w:val="VerbatimChar"/>
     <w:pPr>
-      <w:shd w:val="clear" w:color="auto" w:fill="F1F3F5"/>
-      <w:wordWrap w:val="0"/>
+      <w:wordWrap w:val="off"/>
+      <w:shd w:val="clear" w:fill="f1f3f5"/>
     </w:pPr>
   </w:style>
   <w:style w:type="character" w:customStyle="1" w:styleId="KeywordTok">
     <w:name w:val="KeywordTok"/>
     <w:basedOn w:val="VerbatimChar"/>
     <w:rPr>
-      <w:rFonts w:ascii="Consolas" w:hAnsi="Consolas"/>
       <w:b/>
-      <w:color w:val="003B4F"/>
-      <w:sz w:val="22"/>
-      <w:shd w:val="clear" w:color="auto" w:fill="F1F3F5"/>
+      <w:color w:val="003b4f"/>
+      <w:shd w:val="clear" w:fill="f1f3f5"/>
     </w:rPr>
   </w:style>
   <w:style w:type="character" w:customStyle="1" w:styleId="DataTypeTok">
     <w:name w:val="DataTypeTok"/>
     <w:basedOn w:val="VerbatimChar"/>
     <w:rPr>
-      <w:rFonts w:ascii="Consolas" w:hAnsi="Consolas"/>
-      <w:color w:val="AD0000"/>
-      <w:sz w:val="22"/>
-      <w:shd w:val="clear" w:color="auto" w:fill="F1F3F5"/>
+      <w:color w:val="ad0000"/>
+      <w:shd w:val="clear" w:fill="f1f3f5"/>
     </w:rPr>
   </w:style>
   <w:style w:type="character" w:customStyle="1" w:styleId="DecValTok">
     <w:name w:val="DecValTok"/>
     <w:basedOn w:val="VerbatimChar"/>
     <w:rPr>
-      <w:rFonts w:ascii="Consolas" w:hAnsi="Consolas"/>
-      <w:color w:val="AD0000"/>
-      <w:sz w:val="22"/>
-      <w:shd w:val="clear" w:color="auto" w:fill="F1F3F5"/>
+      <w:color w:val="ad0000"/>
+      <w:shd w:val="clear" w:fill="f1f3f5"/>
     </w:rPr>
   </w:style>
   <w:style w:type="character" w:customStyle="1" w:styleId="BaseNTok">
     <w:name w:val="BaseNTok"/>
     <w:basedOn w:val="VerbatimChar"/>
     <w:rPr>
-      <w:rFonts w:ascii="Consolas" w:hAnsi="Consolas"/>
-      <w:color w:val="AD0000"/>
-      <w:sz w:val="22"/>
-      <w:shd w:val="clear" w:color="auto" w:fill="F1F3F5"/>
+      <w:color w:val="ad0000"/>
+      <w:shd w:val="clear" w:fill="f1f3f5"/>
     </w:rPr>
   </w:style>
   <w:style w:type="character" w:customStyle="1" w:styleId="FloatTok">
     <w:name w:val="FloatTok"/>
     <w:basedOn w:val="VerbatimChar"/>
     <w:rPr>
-      <w:rFonts w:ascii="Consolas" w:hAnsi="Consolas"/>
-      <w:color w:val="AD0000"/>
-      <w:sz w:val="22"/>
-      <w:shd w:val="clear" w:color="auto" w:fill="F1F3F5"/>
+      <w:color w:val="ad0000"/>
+      <w:shd w:val="clear" w:fill="f1f3f5"/>
     </w:rPr>
   </w:style>
   <w:style w:type="character" w:customStyle="1" w:styleId="ConstantTok">
     <w:name w:val="ConstantTok"/>
     <w:basedOn w:val="VerbatimChar"/>
     <w:rPr>
-      <w:rFonts w:ascii="Consolas" w:hAnsi="Consolas"/>
-      <w:color w:val="8F5902"/>
-      <w:sz w:val="22"/>
-      <w:shd w:val="clear" w:color="auto" w:fill="F1F3F5"/>
+      <w:color w:val="8f5902"/>
+      <w:shd w:val="clear" w:fill="f1f3f5"/>
     </w:rPr>
   </w:style>
   <w:style w:type="character" w:customStyle="1" w:styleId="CharTok">
     <w:name w:val="CharTok"/>
     <w:basedOn w:val="VerbatimChar"/>
     <w:rPr>
-      <w:rFonts w:ascii="Consolas" w:hAnsi="Consolas"/>
-      <w:color w:val="20794D"/>
-      <w:sz w:val="22"/>
-      <w:shd w:val="clear" w:color="auto" w:fill="F1F3F5"/>
+      <w:color w:val="20794d"/>
+      <w:shd w:val="clear" w:fill="f1f3f5"/>
     </w:rPr>
   </w:style>
   <w:style w:type="character" w:customStyle="1" w:styleId="SpecialCharTok">
     <w:name w:val="SpecialCharTok"/>
     <w:basedOn w:val="VerbatimChar"/>
     <w:rPr>
-      <w:rFonts w:ascii="Consolas" w:hAnsi="Consolas"/>
-      <w:color w:val="5E5E5E"/>
-      <w:sz w:val="22"/>
-      <w:shd w:val="clear" w:color="auto" w:fill="F1F3F5"/>
+      <w:color w:val="5e5e5e"/>
+      <w:shd w:val="clear" w:fill="f1f3f5"/>
     </w:rPr>
   </w:style>
   <w:style w:type="character" w:customStyle="1" w:styleId="StringTok">
     <w:name w:val="StringTok"/>
     <w:basedOn w:val="VerbatimChar"/>
     <w:rPr>
-      <w:rFonts w:ascii="Consolas" w:hAnsi="Consolas"/>
-      <w:color w:val="20794D"/>
-      <w:sz w:val="22"/>
-      <w:shd w:val="clear" w:color="auto" w:fill="F1F3F5"/>
+      <w:color w:val="20794d"/>
+      <w:shd w:val="clear" w:fill="f1f3f5"/>
     </w:rPr>
   </w:style>
   <w:style w:type="character" w:customStyle="1" w:styleId="VerbatimStringTok">
     <w:name w:val="VerbatimStringTok"/>
     <w:basedOn w:val="VerbatimChar"/>
     <w:rPr>
-      <w:rFonts w:ascii="Consolas" w:hAnsi="Consolas"/>
-      <w:color w:val="20794D"/>
-      <w:sz w:val="22"/>
-      <w:shd w:val="clear" w:color="auto" w:fill="F1F3F5"/>
+      <w:color w:val="20794d"/>
+      <w:shd w:val="clear" w:fill="f1f3f5"/>
     </w:rPr>
   </w:style>
   <w:style w:type="character" w:customStyle="1" w:styleId="SpecialStringTok">
     <w:name w:val="SpecialStringTok"/>
     <w:basedOn w:val="VerbatimChar"/>
     <w:rPr>
-      <w:rFonts w:ascii="Consolas" w:hAnsi="Consolas"/>
-      <w:color w:val="20794D"/>
-      <w:sz w:val="22"/>
-      <w:shd w:val="clear" w:color="auto" w:fill="F1F3F5"/>
+      <w:color w:val="20794d"/>
+      <w:shd w:val="clear" w:fill="f1f3f5"/>
     </w:rPr>
   </w:style>
   <w:style w:type="character" w:customStyle="1" w:styleId="ImportTok">
     <w:name w:val="ImportTok"/>
     <w:basedOn w:val="VerbatimChar"/>
     <w:rPr>
-      <w:rFonts w:ascii="Consolas" w:hAnsi="Consolas"/>
-      <w:color w:val="00769E"/>
-      <w:sz w:val="22"/>
-      <w:shd w:val="clear" w:color="auto" w:fill="F1F3F5"/>
+      <w:color w:val="00769e"/>
+      <w:shd w:val="clear" w:fill="f1f3f5"/>
     </w:rPr>
   </w:style>
   <w:style w:type="character" w:customStyle="1" w:styleId="CommentTok">
     <w:name w:val="CommentTok"/>
     <w:basedOn w:val="VerbatimChar"/>
     <w:rPr>
-      <w:rFonts w:ascii="Consolas" w:hAnsi="Consolas"/>
-      <w:color w:val="5E5E5E"/>
-      <w:sz w:val="22"/>
-      <w:shd w:val="clear" w:color="auto" w:fill="F1F3F5"/>
+      <w:color w:val="5e5e5e"/>
+      <w:shd w:val="clear" w:fill="f1f3f5"/>
     </w:rPr>
   </w:style>
   <w:style w:type="character" w:customStyle="1" w:styleId="DocumentationTok">
     <w:name w:val="DocumentationTok"/>
     <w:basedOn w:val="VerbatimChar"/>
     <w:rPr>
-      <w:rFonts w:ascii="Consolas" w:hAnsi="Consolas"/>
       <w:i/>
-      <w:color w:val="5E5E5E"/>
-      <w:sz w:val="22"/>
-      <w:shd w:val="clear" w:color="auto" w:fill="F1F3F5"/>
+      <w:color w:val="5e5e5e"/>
+      <w:shd w:val="clear" w:fill="f1f3f5"/>
     </w:rPr>
   </w:style>
   <w:style w:type="character" w:customStyle="1" w:styleId="AnnotationTok">
     <w:name w:val="AnnotationTok"/>
     <w:basedOn w:val="VerbatimChar"/>
     <w:rPr>
-      <w:rFonts w:ascii="Consolas" w:hAnsi="Consolas"/>
-      <w:color w:val="5E5E5E"/>
-      <w:sz w:val="22"/>
-      <w:shd w:val="clear" w:color="auto" w:fill="F1F3F5"/>
+      <w:color w:val="5e5e5e"/>
+      <w:shd w:val="clear" w:fill="f1f3f5"/>
     </w:rPr>
   </w:style>
   <w:style w:type="character" w:customStyle="1" w:styleId="CommentVarTok">
     <w:name w:val="CommentVarTok"/>
     <w:basedOn w:val="VerbatimChar"/>
     <w:rPr>
-      <w:rFonts w:ascii="Consolas" w:hAnsi="Consolas"/>
       <w:i/>
-      <w:color w:val="5E5E5E"/>
-      <w:sz w:val="22"/>
-      <w:shd w:val="clear" w:color="auto" w:fill="F1F3F5"/>
+      <w:color w:val="5e5e5e"/>
+      <w:shd w:val="clear" w:fill="f1f3f5"/>
     </w:rPr>
   </w:style>
   <w:style w:type="character" w:customStyle="1" w:styleId="OtherTok">
     <w:name w:val="OtherTok"/>
     <w:basedOn w:val="VerbatimChar"/>
     <w:rPr>
-      <w:rFonts w:ascii="Consolas" w:hAnsi="Consolas"/>
-      <w:color w:val="003B4F"/>
-      <w:sz w:val="22"/>
-      <w:shd w:val="clear" w:color="auto" w:fill="F1F3F5"/>
+      <w:color w:val="003b4f"/>
+      <w:shd w:val="clear" w:fill="f1f3f5"/>
     </w:rPr>
   </w:style>
   <w:style w:type="character" w:customStyle="1" w:styleId="FunctionTok">
     <w:name w:val="FunctionTok"/>
     <w:basedOn w:val="VerbatimChar"/>
     <w:rPr>
-      <w:rFonts w:ascii="Consolas" w:hAnsi="Consolas"/>
-      <w:color w:val="4758AB"/>
-      <w:sz w:val="22"/>
-      <w:shd w:val="clear" w:color="auto" w:fill="F1F3F5"/>
+      <w:color w:val="4758ab"/>
+      <w:shd w:val="clear" w:fill="f1f3f5"/>
     </w:rPr>
   </w:style>
   <w:style w:type="character" w:customStyle="1" w:styleId="VariableTok">
     <w:name w:val="VariableTok"/>
     <w:basedOn w:val="VerbatimChar"/>
     <w:rPr>
-      <w:rFonts w:ascii="Consolas" w:hAnsi="Consolas"/>
       <w:color w:val="111111"/>
-      <w:sz w:val="22"/>
-      <w:shd w:val="clear" w:color="auto" w:fill="F1F3F5"/>
+      <w:shd w:val="clear" w:fill="f1f3f5"/>
     </w:rPr>
   </w:style>
   <w:style w:type="character" w:customStyle="1" w:styleId="ControlFlowTok">
     <w:name w:val="ControlFlowTok"/>
     <w:basedOn w:val="VerbatimChar"/>
     <w:rPr>
-      <w:rFonts w:ascii="Consolas" w:hAnsi="Consolas"/>
       <w:b/>
-      <w:color w:val="003B4F"/>
-      <w:sz w:val="22"/>
-      <w:shd w:val="clear" w:color="auto" w:fill="F1F3F5"/>
+      <w:color w:val="003b4f"/>
+      <w:shd w:val="clear" w:fill="f1f3f5"/>
     </w:rPr>
   </w:style>
   <w:style w:type="character" w:customStyle="1" w:styleId="OperatorTok">
     <w:name w:val="OperatorTok"/>
     <w:basedOn w:val="VerbatimChar"/>
     <w:rPr>
-      <w:rFonts w:ascii="Consolas" w:hAnsi="Consolas"/>
-      <w:color w:val="5E5E5E"/>
-      <w:sz w:val="22"/>
-      <w:shd w:val="clear" w:color="auto" w:fill="F1F3F5"/>
+      <w:color w:val="5e5e5e"/>
+      <w:shd w:val="clear" w:fill="f1f3f5"/>
     </w:rPr>
   </w:style>
   <w:style w:type="character" w:customStyle="1" w:styleId="BuiltInTok">
     <w:name w:val="BuiltInTok"/>
     <w:basedOn w:val="VerbatimChar"/>
     <w:rPr>
-      <w:rFonts w:ascii="Consolas" w:hAnsi="Consolas"/>
-      <w:color w:val="003B4F"/>
-      <w:sz w:val="22"/>
-      <w:shd w:val="clear" w:color="auto" w:fill="F1F3F5"/>
+      <w:color w:val="003b4f"/>
+      <w:shd w:val="clear" w:fill="f1f3f5"/>
     </w:rPr>
   </w:style>
   <w:style w:type="character" w:customStyle="1" w:styleId="ExtensionTok">
     <w:name w:val="ExtensionTok"/>
     <w:basedOn w:val="VerbatimChar"/>
     <w:rPr>
-      <w:rFonts w:ascii="Consolas" w:hAnsi="Consolas"/>
-      <w:color w:val="003B4F"/>
-      <w:sz w:val="22"/>
-      <w:shd w:val="clear" w:color="auto" w:fill="F1F3F5"/>
+      <w:color w:val="003b4f"/>
+      <w:shd w:val="clear" w:fill="f1f3f5"/>
     </w:rPr>
   </w:style>
   <w:style w:type="character" w:customStyle="1" w:styleId="PreprocessorTok">
     <w:name w:val="PreprocessorTok"/>
     <w:basedOn w:val="VerbatimChar"/>
     <w:rPr>
-      <w:rFonts w:ascii="Consolas" w:hAnsi="Consolas"/>
-      <w:color w:val="AD0000"/>
-      <w:sz w:val="22"/>
-      <w:shd w:val="clear" w:color="auto" w:fill="F1F3F5"/>
+      <w:color w:val="ad0000"/>
+      <w:shd w:val="clear" w:fill="f1f3f5"/>
     </w:rPr>
   </w:style>
   <w:style w:type="character" w:customStyle="1" w:styleId="AttributeTok">
     <w:name w:val="AttributeTok"/>
     <w:basedOn w:val="VerbatimChar"/>
     <w:rPr>
-      <w:rFonts w:ascii="Consolas" w:hAnsi="Consolas"/>
       <w:color w:val="657422"/>
-      <w:sz w:val="22"/>
-      <w:shd w:val="clear" w:color="auto" w:fill="F1F3F5"/>
+      <w:shd w:val="clear" w:fill="f1f3f5"/>
     </w:rPr>
   </w:style>
   <w:style w:type="character" w:customStyle="1" w:styleId="RegionMarkerTok">
     <w:name w:val="RegionMarkerTok"/>
     <w:basedOn w:val="VerbatimChar"/>
     <w:rPr>
-      <w:rFonts w:ascii="Consolas" w:hAnsi="Consolas"/>
-      <w:color w:val="003B4F"/>
-      <w:sz w:val="22"/>
-      <w:shd w:val="clear" w:color="auto" w:fill="F1F3F5"/>
+      <w:color w:val="003b4f"/>
+      <w:shd w:val="clear" w:fill="f1f3f5"/>
     </w:rPr>
   </w:style>
   <w:style w:type="character" w:customStyle="1" w:styleId="InformationTok">
     <w:name w:val="InformationTok"/>
     <w:basedOn w:val="VerbatimChar"/>
     <w:rPr>
-      <w:rFonts w:ascii="Consolas" w:hAnsi="Consolas"/>
-      <w:color w:val="5E5E5E"/>
-      <w:sz w:val="22"/>
-      <w:shd w:val="clear" w:color="auto" w:fill="F1F3F5"/>
+      <w:color w:val="5e5e5e"/>
+      <w:shd w:val="clear" w:fill="f1f3f5"/>
     </w:rPr>
   </w:style>
   <w:style w:type="character" w:customStyle="1" w:styleId="WarningTok">
     <w:name w:val="WarningTok"/>
     <w:basedOn w:val="VerbatimChar"/>
     <w:rPr>
-      <w:rFonts w:ascii="Consolas" w:hAnsi="Consolas"/>
       <w:i/>
-      <w:color w:val="5E5E5E"/>
-      <w:sz w:val="22"/>
-      <w:shd w:val="clear" w:color="auto" w:fill="F1F3F5"/>
+      <w:color w:val="5e5e5e"/>
+      <w:shd w:val="clear" w:fill="f1f3f5"/>
     </w:rPr>
   </w:style>
   <w:style w:type="character" w:customStyle="1" w:styleId="AlertTok">
     <w:name w:val="AlertTok"/>
     <w:basedOn w:val="VerbatimChar"/>
     <w:rPr>
-      <w:rFonts w:ascii="Consolas" w:hAnsi="Consolas"/>
-      <w:color w:val="AD0000"/>
-      <w:sz w:val="22"/>
-      <w:shd w:val="clear" w:color="auto" w:fill="F1F3F5"/>
+      <w:color w:val="ad0000"/>
+      <w:shd w:val="clear" w:fill="f1f3f5"/>
     </w:rPr>
   </w:style>
   <w:style w:type="character" w:customStyle="1" w:styleId="ErrorTok">
     <w:name w:val="ErrorTok"/>
     <w:basedOn w:val="VerbatimChar"/>
     <w:rPr>
-      <w:rFonts w:ascii="Consolas" w:hAnsi="Consolas"/>
-      <w:color w:val="AD0000"/>
-      <w:sz w:val="22"/>
-      <w:shd w:val="clear" w:color="auto" w:fill="F1F3F5"/>
+      <w:color w:val="ad0000"/>
+      <w:shd w:val="clear" w:fill="f1f3f5"/>
     </w:rPr>
   </w:style>
   <w:style w:type="character" w:customStyle="1" w:styleId="NormalTok">
     <w:name w:val="NormalTok"/>
     <w:basedOn w:val="VerbatimChar"/>
     <w:rPr>
-      <w:rFonts w:ascii="Consolas" w:hAnsi="Consolas"/>
-      <w:color w:val="003B4F"/>
-      <w:sz w:val="22"/>
-      <w:shd w:val="clear" w:color="auto" w:fill="F1F3F5"/>
+      <w:color w:val="003b4f"/>
+      <w:shd w:val="clear" w:fill="f1f3f5"/>
     </w:rPr>
   </w:style>
 </w:styles>
